--- a/Manuscript_Drafts/WC_Ap_Combined_manuscript.docx
+++ b/Manuscript_Drafts/WC_Ap_Combined_manuscript.docx
@@ -18,8 +18,18 @@
           <w:sz w:val="36"/>
           <w:szCs w:val="36"/>
         </w:rPr>
-        <w:t>Limited e</w:t>
-      </w:r>
+        <w:t>Limited effects of thinning and hardwood rotations on laminated root rot induced tree mortality in  Douglas-fir forests of the Pacific Northwest, USA</w:t>
+      </w:r>
+    </w:p>
+    <w:p>
+      <w:pPr>
+        <w:pStyle w:val="Normal"/>
+        <w:spacing w:lineRule="auto" w:line="480"/>
+        <w:jc w:val="center"/>
+        <w:rPr>
+          <w:color w:val="auto"/>
+        </w:rPr>
+      </w:pPr>
       <w:r>
         <w:rPr>
           <w:b/>
@@ -27,43 +37,6 @@
           <w:sz w:val="36"/>
           <w:szCs w:val="36"/>
         </w:rPr>
-        <w:t>ffects of thinning and hardwood rotations on laminated root rot induced tree mortality in  Douglas-fir forest</w:t>
-      </w:r>
-      <w:r>
-        <w:rPr>
-          <w:b/>
-          <w:color w:val="auto"/>
-          <w:sz w:val="36"/>
-          <w:szCs w:val="36"/>
-        </w:rPr>
-        <w:t>s</w:t>
-      </w:r>
-      <w:r>
-        <w:rPr>
-          <w:b/>
-          <w:color w:val="auto"/>
-          <w:sz w:val="36"/>
-          <w:szCs w:val="36"/>
-        </w:rPr>
-        <w:t xml:space="preserve"> of the Pacific Northwest, USA</w:t>
-      </w:r>
-    </w:p>
-    <w:p>
-      <w:pPr>
-        <w:pStyle w:val="Normal"/>
-        <w:spacing w:lineRule="auto" w:line="480"/>
-        <w:jc w:val="center"/>
-        <w:rPr>
-          <w:color w:val="auto"/>
-        </w:rPr>
-      </w:pPr>
-      <w:r>
-        <w:rPr>
-          <w:b/>
-          <w:color w:val="auto"/>
-          <w:sz w:val="36"/>
-          <w:szCs w:val="36"/>
-        </w:rPr>
         <w:t xml:space="preserve"> </w:t>
       </w:r>
     </w:p>
@@ -164,7 +137,7 @@
           <w:sz w:val="24"/>
           <w:szCs w:val="24"/>
         </w:rPr>
-        <w:t xml:space="preserve">, </w:t>
+        <w:t>, Anna Leon</w:t>
       </w:r>
       <w:r>
         <w:rPr>
@@ -172,8 +145,9 @@
           <w:color w:val="auto"/>
           <w:sz w:val="24"/>
           <w:szCs w:val="24"/>
-        </w:rPr>
-        <w:t>Anna Leon</w:t>
+          <w:vertAlign w:val="superscript"/>
+        </w:rPr>
+        <w:t>2</w:t>
       </w:r>
       <w:r>
         <w:rPr>
@@ -181,6 +155,15 @@
           <w:color w:val="auto"/>
           <w:sz w:val="24"/>
           <w:szCs w:val="24"/>
+        </w:rPr>
+        <w:t>, John Browning</w:t>
+      </w:r>
+      <w:r>
+        <w:rPr>
+          <w:b/>
+          <w:color w:val="auto"/>
+          <w:sz w:val="24"/>
+          <w:szCs w:val="24"/>
           <w:vertAlign w:val="superscript"/>
         </w:rPr>
         <w:t>2</w:t>
@@ -192,7 +175,7 @@
           <w:sz w:val="24"/>
           <w:szCs w:val="24"/>
         </w:rPr>
-        <w:t>, John Browning</w:t>
+        <w:t>, Michael McWilliams</w:t>
       </w:r>
       <w:r>
         <w:rPr>
@@ -202,7 +185,7 @@
           <w:szCs w:val="24"/>
           <w:vertAlign w:val="superscript"/>
         </w:rPr>
-        <w:t>2</w:t>
+        <w:t>1,3</w:t>
       </w:r>
       <w:r>
         <w:rPr>
@@ -211,7 +194,7 @@
           <w:sz w:val="24"/>
           <w:szCs w:val="24"/>
         </w:rPr>
-        <w:t>, Michael McWilliams</w:t>
+        <w:t>, (Irene) Blakey Lockman</w:t>
       </w:r>
       <w:r>
         <w:rPr>
@@ -221,7 +204,7 @@
           <w:szCs w:val="24"/>
           <w:vertAlign w:val="superscript"/>
         </w:rPr>
-        <w:t>1,3</w:t>
+        <w:t>4</w:t>
       </w:r>
       <w:r>
         <w:rPr>
@@ -230,35 +213,7 @@
           <w:sz w:val="24"/>
           <w:szCs w:val="24"/>
         </w:rPr>
-        <w:t>, (Irene) Blakey Lockman</w:t>
-      </w:r>
-      <w:r>
-        <w:rPr>
-          <w:b/>
-          <w:color w:val="auto"/>
-          <w:sz w:val="24"/>
-          <w:szCs w:val="24"/>
-          <w:vertAlign w:val="superscript"/>
-        </w:rPr>
-        <w:t>4</w:t>
-      </w:r>
-      <w:r>
-        <w:rPr>
-          <w:b/>
-          <w:color w:val="auto"/>
-          <w:sz w:val="24"/>
-          <w:szCs w:val="24"/>
-        </w:rPr>
-        <w:t xml:space="preserve">, </w:t>
-      </w:r>
-      <w:r>
-        <w:rPr>
-          <w:b/>
-          <w:color w:val="auto"/>
-          <w:sz w:val="24"/>
-          <w:szCs w:val="24"/>
-        </w:rPr>
-        <w:t>Everett M. Hansen</w:t>
+        <w:t>, Everett M. Hansen</w:t>
       </w:r>
       <w:r>
         <w:rPr>
@@ -401,7 +356,29 @@
           <w:szCs w:val="20"/>
           <w:lang w:val="en" w:eastAsia="en-US" w:bidi="ar-SA"/>
         </w:rPr>
-        <w:t>Corporation, Federal Way</w:t>
+        <w:t>Company</w:t>
+      </w:r>
+      <w:r>
+        <w:rPr>
+          <w:rFonts w:eastAsia="Arial" w:cs="Arial"/>
+          <w:color w:val="auto"/>
+          <w:kern w:val="0"/>
+          <w:sz w:val="20"/>
+          <w:szCs w:val="20"/>
+          <w:lang w:val="en" w:eastAsia="en-US" w:bidi="ar-SA"/>
+        </w:rPr>
+        <w:t xml:space="preserve">, </w:t>
+      </w:r>
+      <w:r>
+        <w:rPr>
+          <w:rFonts w:eastAsia="Arial" w:cs="Arial"/>
+          <w:color w:val="auto"/>
+          <w:kern w:val="0"/>
+          <w:sz w:val="20"/>
+          <w:szCs w:val="20"/>
+          <w:lang w:val="en" w:eastAsia="en-US" w:bidi="ar-SA"/>
+        </w:rPr>
+        <w:t>Centralia</w:t>
       </w:r>
       <w:r>
         <w:rPr>
@@ -439,23 +416,7 @@
           <w:sz w:val="20"/>
           <w:szCs w:val="20"/>
         </w:rPr>
-        <w:t>Currently:</w:t>
-      </w:r>
-      <w:r>
-        <w:rPr>
-          <w:color w:val="auto"/>
-          <w:sz w:val="20"/>
-          <w:szCs w:val="20"/>
-        </w:rPr>
-        <w:t xml:space="preserve"> </w:t>
-      </w:r>
-      <w:r>
-        <w:rPr>
-          <w:color w:val="auto"/>
-          <w:sz w:val="20"/>
-          <w:szCs w:val="20"/>
-        </w:rPr>
-        <w:t>U</w:t>
+        <w:t>Currently: U</w:t>
       </w:r>
       <w:r>
         <w:rPr>
@@ -590,23 +551,7 @@
           <w:sz w:val="24"/>
           <w:szCs w:val="24"/>
         </w:rPr>
-        <w:t>, laminated root rot</w:t>
-      </w:r>
-      <w:r>
-        <w:rPr>
-          <w:color w:val="auto"/>
-          <w:sz w:val="24"/>
-          <w:szCs w:val="24"/>
-        </w:rPr>
-        <w:t>, forest management,</w:t>
-      </w:r>
-      <w:r>
-        <w:rPr>
-          <w:color w:val="auto"/>
-          <w:sz w:val="24"/>
-          <w:szCs w:val="24"/>
-        </w:rPr>
-        <w:t xml:space="preserve"> forest pathology, thinning</w:t>
+        <w:t>, laminated root rot, forest management, forest pathology, thinning</w:t>
       </w:r>
     </w:p>
     <w:p>
@@ -665,47 +610,7 @@
           <w:sz w:val="24"/>
           <w:szCs w:val="24"/>
         </w:rPr>
-        <w:t>Within recent years, mechanical thinning for fire suppression and drought has become a primary focus of forest management practices within North America. These thinning practices, aim to enhance resiliency of forest ecosystems in response to climate change.</w:t>
-      </w:r>
-      <w:r>
-        <w:rPr>
-          <w:color w:val="auto"/>
-          <w:sz w:val="24"/>
-          <w:szCs w:val="24"/>
-        </w:rPr>
-        <w:t xml:space="preserve"> </w:t>
-      </w:r>
-      <w:r>
-        <w:rPr>
-          <w:color w:val="auto"/>
-          <w:sz w:val="24"/>
-          <w:szCs w:val="24"/>
-        </w:rPr>
-        <w:t xml:space="preserve">The role that these thinning strategies has on major forest pathogens, has not been adequately studied.  </w:t>
-      </w:r>
-      <w:r>
-        <w:rPr>
-          <w:color w:val="auto"/>
-          <w:sz w:val="24"/>
-          <w:szCs w:val="24"/>
-        </w:rPr>
-        <w:t xml:space="preserve">Additionally, the use of non-host rotations </w:t>
-      </w:r>
-      <w:r>
-        <w:rPr>
-          <w:color w:val="auto"/>
-          <w:sz w:val="24"/>
-          <w:szCs w:val="24"/>
-        </w:rPr>
-        <w:t>has been known to reduce fungal inoculum and mitigate future disease in susceptible hosts</w:t>
-      </w:r>
-      <w:r>
-        <w:rPr>
-          <w:color w:val="auto"/>
-          <w:sz w:val="24"/>
-          <w:szCs w:val="24"/>
-        </w:rPr>
-        <w:t xml:space="preserve">. </w:t>
+        <w:t xml:space="preserve">Within recent years, mechanical thinning for fire suppression and drought has become a primary focus of forest management practices within North America. These thinning practices, aim to enhance resiliency of forest ecosystems in response to climate change. The role that these thinning strategies has on major forest pathogens, has not been adequately studied.  Additionally, the use of non-host rotations has been known to reduce fungal inoculum and mitigate future disease in susceptible hosts. </w:t>
       </w:r>
       <w:r>
         <w:rPr>
@@ -743,31 +648,7 @@
           <w:sz w:val="24"/>
           <w:szCs w:val="24"/>
         </w:rPr>
-        <w:t xml:space="preserve"> within Oregon, USA, provided a rare opportunity to investigate the </w:t>
-      </w:r>
-      <w:r>
-        <w:rPr>
-          <w:color w:val="auto"/>
-          <w:sz w:val="24"/>
-          <w:szCs w:val="24"/>
-        </w:rPr>
-        <w:t xml:space="preserve">effects of </w:t>
-      </w:r>
-      <w:r>
-        <w:rPr>
-          <w:color w:val="auto"/>
-          <w:sz w:val="24"/>
-          <w:szCs w:val="24"/>
-        </w:rPr>
-        <w:t xml:space="preserve">thinning practices and </w:t>
-      </w:r>
-      <w:r>
-        <w:rPr>
-          <w:color w:val="auto"/>
-          <w:sz w:val="24"/>
-          <w:szCs w:val="24"/>
-        </w:rPr>
-        <w:t xml:space="preserve">of hardwood rotation on </w:t>
+        <w:t xml:space="preserve"> within Oregon, USA, provided a rare opportunity to investigate the effects of thinning practices and of hardwood rotation on </w:t>
       </w:r>
       <w:r>
         <w:rPr>
@@ -835,59 +716,71 @@
           <w:szCs w:val="24"/>
           <w:lang w:val="en" w:eastAsia="en-US" w:bidi="ar-SA"/>
         </w:rPr>
-        <w:t>m</w:t>
-      </w:r>
-      <w:r>
-        <w:rPr>
-          <w:rFonts w:eastAsia="Arial" w:cs="Arial"/>
+        <w:t>minated root rot</w:t>
+      </w:r>
+      <w:r>
+        <w:rPr>
           <w:i w:val="false"/>
           <w:iCs w:val="false"/>
           <w:color w:val="auto"/>
+          <w:sz w:val="24"/>
+          <w:szCs w:val="24"/>
+        </w:rPr>
+        <w:t>.</w:t>
+      </w:r>
+      <w:r>
+        <w:rPr>
+          <w:color w:val="auto"/>
+          <w:sz w:val="24"/>
+          <w:szCs w:val="24"/>
+        </w:rPr>
+        <w:t xml:space="preserve"> Three different thinning prescriptions were applied across ~160 hectares within the Siuslaw National Forest in 1985, and five different rotation treatments were applied across </w:t>
+      </w:r>
+      <w:r>
+        <w:rPr>
+          <w:rFonts w:eastAsia="Arial" w:cs="Arial"/>
+          <w:color w:val="auto"/>
           <w:kern w:val="0"/>
           <w:sz w:val="24"/>
           <w:szCs w:val="24"/>
           <w:lang w:val="en" w:eastAsia="en-US" w:bidi="ar-SA"/>
         </w:rPr>
-        <w:t>inated root ro</w:t>
+        <w:t>14 hectares</w:t>
+      </w:r>
+      <w:r>
+        <w:rPr>
+          <w:color w:val="auto"/>
+          <w:sz w:val="24"/>
+          <w:szCs w:val="24"/>
+        </w:rPr>
+        <w:t xml:space="preserve"> of privately owned forest </w:t>
       </w:r>
       <w:r>
         <w:rPr>
           <w:rFonts w:eastAsia="Arial" w:cs="Arial"/>
-          <w:i w:val="false"/>
-          <w:iCs w:val="false"/>
           <w:color w:val="auto"/>
           <w:kern w:val="0"/>
           <w:sz w:val="24"/>
           <w:szCs w:val="24"/>
           <w:lang w:val="en" w:eastAsia="en-US" w:bidi="ar-SA"/>
         </w:rPr>
-        <w:t>t</w:t>
-      </w:r>
-      <w:r>
-        <w:rPr>
-          <w:i w:val="false"/>
-          <w:iCs w:val="false"/>
-          <w:color w:val="auto"/>
-          <w:sz w:val="24"/>
-          <w:szCs w:val="24"/>
-        </w:rPr>
-        <w:t>.</w:t>
-      </w:r>
-      <w:r>
-        <w:rPr>
-          <w:color w:val="auto"/>
-          <w:sz w:val="24"/>
-          <w:szCs w:val="24"/>
-        </w:rPr>
-        <w:t xml:space="preserve"> Three different thinning prescriptions were applied across ~160 hectares within the Siuslaw National Forest in 1985, </w:t>
-      </w:r>
-      <w:r>
-        <w:rPr>
-          <w:color w:val="auto"/>
-          <w:sz w:val="24"/>
-          <w:szCs w:val="24"/>
-        </w:rPr>
-        <w:t xml:space="preserve">and five different rotation treatments were applied across </w:t>
+        <w:t>in Columbia County beginning in 1975</w:t>
+      </w:r>
+      <w:r>
+        <w:rPr>
+          <w:color w:val="auto"/>
+          <w:sz w:val="24"/>
+          <w:szCs w:val="24"/>
+        </w:rPr>
+        <w:t>. Inventories were conducted approximately every 5-10 years with a final evaluation being conducted in 2020.</w:t>
+      </w:r>
+      <w:r>
+        <w:rPr>
+          <w:color w:val="auto"/>
+          <w:sz w:val="24"/>
+          <w:szCs w:val="24"/>
+        </w:rPr>
+        <w:t xml:space="preserve"> Both sites </w:t>
       </w:r>
       <w:r>
         <w:rPr>
@@ -898,58 +791,23 @@
           <w:szCs w:val="24"/>
           <w:lang w:val="en" w:eastAsia="en-US" w:bidi="ar-SA"/>
         </w:rPr>
-        <w:t>14 hectares</w:t>
-      </w:r>
-      <w:r>
-        <w:rPr>
-          <w:color w:val="auto"/>
-          <w:sz w:val="24"/>
-          <w:szCs w:val="24"/>
-        </w:rPr>
-        <w:t xml:space="preserve"> </w:t>
-      </w:r>
-      <w:r>
-        <w:rPr>
-          <w:color w:val="auto"/>
-          <w:sz w:val="24"/>
-          <w:szCs w:val="24"/>
-        </w:rPr>
-        <w:t xml:space="preserve">of privately owned forest </w:t>
-      </w:r>
-      <w:r>
-        <w:rPr>
-          <w:rFonts w:eastAsia="Arial" w:cs="Arial"/>
-          <w:color w:val="auto"/>
-          <w:kern w:val="0"/>
-          <w:sz w:val="24"/>
-          <w:szCs w:val="24"/>
-          <w:lang w:val="en" w:eastAsia="en-US" w:bidi="ar-SA"/>
-        </w:rPr>
-        <w:t>in Columbia County beginning in 1975</w:t>
-      </w:r>
-      <w:r>
-        <w:rPr>
-          <w:color w:val="auto"/>
-          <w:sz w:val="24"/>
-          <w:szCs w:val="24"/>
-        </w:rPr>
-        <w:t>. Inventories were conducted approximately every 5-</w:t>
-      </w:r>
-      <w:r>
-        <w:rPr>
-          <w:color w:val="auto"/>
-          <w:sz w:val="24"/>
-          <w:szCs w:val="24"/>
-        </w:rPr>
-        <w:t>10</w:t>
-      </w:r>
-      <w:r>
-        <w:rPr>
-          <w:color w:val="auto"/>
-          <w:sz w:val="24"/>
-          <w:szCs w:val="24"/>
-        </w:rPr>
-        <w:t xml:space="preserve"> years with a final evaluation being conducted in 2020. Observed data was compared with anticipated data produced by the Forest Vegetation Simulator and Western Root Disease Models. An analysis of variance examination determined that there was not a significant difference among treatments (p = 0.628). Results showed that thinned areas had higher levels of tree mortality from LRR when compared to stands where no thinning had occurred. The incidence of total tree mortality from LRR was found to be between 9.4% – 11.5% higher in thinned stands when compared to the control stands where no thinning had occurred</w:t>
+        <w:t xml:space="preserve">were chosen for </w:t>
+      </w:r>
+      <w:r>
+        <w:rPr>
+          <w:color w:val="auto"/>
+          <w:sz w:val="24"/>
+          <w:szCs w:val="24"/>
+        </w:rPr>
+        <w:t>high incidence of laminated root rot.</w:t>
+      </w:r>
+      <w:r>
+        <w:rPr>
+          <w:color w:val="auto"/>
+          <w:sz w:val="24"/>
+          <w:szCs w:val="24"/>
+        </w:rPr>
+        <w:t xml:space="preserve"> Observed data was compared with anticipated data produced by the Forest Vegetation Simulator and Western Root Disease Models. An analysis of variance examination determined that there was not a significant difference among treatments (p = 0.628). Results showed that thinned areas had higher levels of tree mortality from LRR when compared to stands where no thinning had occurred. The incidence of total tree mortality from LRR was found to be between 9.4% – 11.5% higher in thinned stands when compared to the control stands where no thinning had occurred</w:t>
       </w:r>
       <w:r>
         <w:rPr>
@@ -987,11 +845,7 @@
         <w:t xml:space="preserve">. </w:t>
       </w:r>
       <w:r>
-        <w:rPr>
-          <w:color w:val="auto"/>
-          <w:sz w:val="24"/>
-          <w:szCs w:val="24"/>
-        </w:rPr>
+        <w:rPr/>
         <w:commentReference w:id="0"/>
       </w:r>
     </w:p>
@@ -1366,31 +1220,7 @@
           <w:sz w:val="24"/>
           <w:szCs w:val="24"/>
         </w:rPr>
-        <w:t xml:space="preserve">. </w:t>
-      </w:r>
-      <w:r>
-        <w:rPr>
-          <w:color w:val="auto"/>
-          <w:sz w:val="24"/>
-          <w:szCs w:val="24"/>
-        </w:rPr>
-        <w:t>It is likely</w:t>
-      </w:r>
-      <w:r>
-        <w:rPr>
-          <w:color w:val="auto"/>
-          <w:sz w:val="24"/>
-          <w:szCs w:val="24"/>
-        </w:rPr>
-        <w:t xml:space="preserve"> </w:t>
-      </w:r>
-      <w:r>
-        <w:rPr>
-          <w:color w:val="auto"/>
-          <w:sz w:val="24"/>
-          <w:szCs w:val="24"/>
-        </w:rPr>
-        <w:t xml:space="preserve">the most important coastal forest tree disease in the Pacific Northwest and has significant effects on inland forests as well </w:t>
+        <w:t xml:space="preserve">. It is likely the most important coastal forest tree disease in the Pacific Northwest and has significant effects on inland forests as well </w:t>
       </w:r>
       <w:r>
         <w:rPr>
@@ -1484,31 +1314,7 @@
           <w:sz w:val="24"/>
           <w:szCs w:val="24"/>
         </w:rPr>
-        <w:t xml:space="preserve">, which causes Swiss needle cast, can be monitored and detected through aerial surveys. </w:t>
-      </w:r>
-      <w:r>
-        <w:rPr>
-          <w:color w:val="auto"/>
-          <w:sz w:val="24"/>
-          <w:szCs w:val="24"/>
-        </w:rPr>
-        <w:t xml:space="preserve">The only way to confirm the </w:t>
-      </w:r>
-      <w:r>
-        <w:rPr>
-          <w:color w:val="auto"/>
-          <w:sz w:val="24"/>
-          <w:szCs w:val="24"/>
-        </w:rPr>
-        <w:t>presence</w:t>
-      </w:r>
-      <w:r>
-        <w:rPr>
-          <w:color w:val="auto"/>
-          <w:sz w:val="24"/>
-          <w:szCs w:val="24"/>
-        </w:rPr>
-        <w:t xml:space="preserve"> of </w:t>
+        <w:t xml:space="preserve">, which causes Swiss needle cast, can be monitored and detected through aerial surveys. The only way to confirm the presence of </w:t>
       </w:r>
       <w:r>
         <w:rPr>
@@ -1525,39 +1331,7 @@
           <w:sz w:val="24"/>
           <w:szCs w:val="24"/>
         </w:rPr>
-        <w:t xml:space="preserve">and </w:t>
-      </w:r>
-      <w:r>
-        <w:rPr>
-          <w:color w:val="auto"/>
-          <w:sz w:val="24"/>
-          <w:szCs w:val="24"/>
-        </w:rPr>
-        <w:t>to reliably determine the distribution and disease severity within a stand, is through ground-based</w:t>
-      </w:r>
-      <w:r>
-        <w:rPr>
-          <w:color w:val="auto"/>
-          <w:sz w:val="24"/>
-          <w:szCs w:val="24"/>
-        </w:rPr>
-        <w:t xml:space="preserve"> </w:t>
-      </w:r>
-      <w:r>
-        <w:rPr>
-          <w:color w:val="auto"/>
-          <w:sz w:val="24"/>
-          <w:szCs w:val="24"/>
-        </w:rPr>
-        <w:t>surveys</w:t>
-      </w:r>
-      <w:r>
-        <w:rPr>
-          <w:color w:val="auto"/>
-          <w:sz w:val="24"/>
-          <w:szCs w:val="24"/>
-        </w:rPr>
-        <w:t xml:space="preserve"> (</w:t>
+        <w:t>and to reliably determine the distribution and disease severity within a stand, is through ground-based surveys (</w:t>
       </w:r>
       <w:r>
         <w:rPr>
@@ -1635,23 +1409,7 @@
           <w:sz w:val="24"/>
           <w:szCs w:val="24"/>
         </w:rPr>
-        <w:t>Long term forest plot studies can be powerful sources of information, yet they have been scarce and often lack incremental or detailed data over long periods of time (Norris et al., 2014)</w:t>
-      </w:r>
-      <w:r>
-        <w:rPr>
-          <w:color w:val="auto"/>
-          <w:sz w:val="24"/>
-          <w:szCs w:val="24"/>
-        </w:rPr>
-        <w:t xml:space="preserve">. </w:t>
-      </w:r>
-      <w:r>
-        <w:rPr>
-          <w:color w:val="auto"/>
-          <w:sz w:val="24"/>
-          <w:szCs w:val="24"/>
-        </w:rPr>
-        <w:t xml:space="preserve">Data from these studies </w:t>
+        <w:t xml:space="preserve">Long term forest plot studies can be powerful sources of information, yet they have been scarce and often lack incremental or detailed data over long periods of time (Norris et al., 2014). Data from these studies </w:t>
       </w:r>
       <w:r>
         <w:rPr>
@@ -1903,23 +1661,7 @@
           <w:sz w:val="24"/>
           <w:szCs w:val="24"/>
         </w:rPr>
-        <w:t xml:space="preserve"> (1888) root disease respectively, to the best of the author</w:t>
-      </w:r>
-      <w:r>
-        <w:rPr>
-          <w:color w:val="auto"/>
-          <w:sz w:val="24"/>
-          <w:szCs w:val="24"/>
-        </w:rPr>
-        <w:t>s</w:t>
-      </w:r>
-      <w:r>
-        <w:rPr>
-          <w:color w:val="auto"/>
-          <w:sz w:val="24"/>
-          <w:szCs w:val="24"/>
-        </w:rPr>
-        <w:t xml:space="preserve">’ knowledge, there has not been a long term study to assess quality control for the WRDM and LRR caused by </w:t>
+        <w:t xml:space="preserve"> (1888) root disease respectively, to the best of the authors’ knowledge, there has not been a long term study to assess quality control for the WRDM and LRR caused by </w:t>
       </w:r>
       <w:r>
         <w:rPr>
@@ -2051,11 +1793,7 @@
         <w:t>). The study area within the Siuslaw National Forest was chosen with prior knowledge that there was a high incidence rate of LRR. This was based upon a line intercept survey (Bloomberg et al., 1980) that was conducted in 1978. Our study is unique in that it provides insight into the comparison of collected data and modelled data of an area heavily infected with LRR.</w:t>
       </w:r>
       <w:r>
-        <w:rPr>
-          <w:color w:val="auto"/>
-          <w:sz w:val="24"/>
-          <w:szCs w:val="24"/>
-        </w:rPr>
+        <w:rPr/>
         <w:commentReference w:id="2"/>
       </w:r>
     </w:p>
@@ -2086,11 +1824,7 @@
         </w:rPr>
       </w:pPr>
       <w:r>
-        <w:rPr>
-          <w:color w:val="auto"/>
-          <w:sz w:val="24"/>
-          <w:szCs w:val="24"/>
-        </w:rPr>
+        <w:rPr/>
         <w:commentReference w:id="3"/>
       </w:r>
       <w:r>
@@ -2774,23 +2508,7 @@
           <w:sz w:val="24"/>
           <w:szCs w:val="24"/>
         </w:rPr>
-        <w:t>/ha</w:t>
-      </w:r>
-      <w:r>
-        <w:rPr>
-          <w:color w:val="auto"/>
-          <w:sz w:val="24"/>
-          <w:szCs w:val="24"/>
-        </w:rPr>
-        <w:t xml:space="preserve"> </w:t>
-      </w:r>
-      <w:r>
-        <w:rPr>
-          <w:color w:val="auto"/>
-          <w:sz w:val="24"/>
-          <w:szCs w:val="24"/>
-        </w:rPr>
-        <w:t xml:space="preserve">of basal area. </w:t>
+        <w:t xml:space="preserve">/ha of basal area. </w:t>
       </w:r>
       <w:commentRangeStart w:id="4"/>
       <w:r>
@@ -2953,9 +2671,7 @@
         </w:rPr>
       </w:pPr>
       <w:r>
-        <w:rPr>
-          <w:color w:val="auto"/>
-        </w:rPr>
+        <w:rPr/>
         <w:drawing>
           <wp:inline distT="0" distB="0" distL="0" distR="0">
             <wp:extent cx="5943600" cy="4160520"/>
@@ -3495,15 +3211,7 @@
           <w:sz w:val="24"/>
           <w:szCs w:val="24"/>
         </w:rPr>
-        <w:t>Individual stand files were each run within FVS version 3261, RV: 2020.10.10, through the graphical user interface. The variant used for all modelled runs was the Pacific Northwest Coast (PN) variant.</w:t>
-      </w:r>
-      <w:r>
-        <w:rPr>
-          <w:color w:val="auto"/>
-          <w:sz w:val="24"/>
-          <w:szCs w:val="24"/>
-        </w:rPr>
-        <w:t xml:space="preserve"> Cleaned excel files were formatted to work with FVS and converted to a database file using the USFS Sqlite3 database builder website (</w:t>
+        <w:t>Individual stand files were each run within FVS version 3261, RV: 2020.10.10, through the graphical user interface. The variant used for all modelled runs was the Pacific Northwest Coast (PN) variant. Cleaned excel files were formatted to work with FVS and converted to a database file using the USFS Sqlite3 database builder website (</w:t>
       </w:r>
       <w:hyperlink r:id="rId19">
         <w:r>
@@ -4840,11 +4548,11 @@
       </w:tblPr>
       <w:tblGrid>
         <w:gridCol w:w="1505"/>
-        <w:gridCol w:w="1179"/>
+        <w:gridCol w:w="1178"/>
         <w:gridCol w:w="1008"/>
-        <w:gridCol w:w="267"/>
-        <w:gridCol w:w="677"/>
-        <w:gridCol w:w="404"/>
+        <w:gridCol w:w="268"/>
+        <w:gridCol w:w="676"/>
+        <w:gridCol w:w="405"/>
         <w:gridCol w:w="677"/>
         <w:gridCol w:w="268"/>
         <w:gridCol w:w="678"/>
@@ -4854,8 +4562,8 @@
         <w:gridCol w:w="678"/>
         <w:gridCol w:w="403"/>
         <w:gridCol w:w="678"/>
-        <w:gridCol w:w="264"/>
-        <w:gridCol w:w="680"/>
+        <w:gridCol w:w="263"/>
+        <w:gridCol w:w="681"/>
       </w:tblGrid>
       <w:tr>
         <w:trPr>
@@ -4895,7 +4603,7 @@
         </w:tc>
         <w:tc>
           <w:tcPr>
-            <w:tcW w:w="1179" w:type="dxa"/>
+            <w:tcW w:w="1178" w:type="dxa"/>
             <w:tcBorders/>
             <w:shd w:color="auto" w:fill="auto" w:val="clear"/>
             <w:vAlign w:val="bottom"/>
@@ -4964,7 +4672,7 @@
         </w:tc>
         <w:tc>
           <w:tcPr>
-            <w:tcW w:w="404" w:type="dxa"/>
+            <w:tcW w:w="405" w:type="dxa"/>
             <w:tcBorders/>
             <w:shd w:color="auto" w:fill="auto" w:val="clear"/>
             <w:vAlign w:val="bottom"/>
@@ -5207,7 +4915,7 @@
         </w:tc>
         <w:tc>
           <w:tcPr>
-            <w:tcW w:w="1179" w:type="dxa"/>
+            <w:tcW w:w="1178" w:type="dxa"/>
             <w:tcBorders/>
             <w:shd w:color="auto" w:fill="auto" w:val="clear"/>
             <w:vAlign w:val="bottom"/>
@@ -5271,7 +4979,67 @@
         </w:tc>
         <w:tc>
           <w:tcPr>
-            <w:tcW w:w="267" w:type="dxa"/>
+            <w:tcW w:w="268" w:type="dxa"/>
+            <w:tcBorders/>
+            <w:shd w:color="auto" w:fill="auto" w:val="clear"/>
+            <w:vAlign w:val="bottom"/>
+          </w:tcPr>
+          <w:p>
+            <w:pPr>
+              <w:pStyle w:val="Normal"/>
+              <w:widowControl w:val="false"/>
+              <w:spacing w:lineRule="auto" w:line="480"/>
+              <w:jc w:val="center"/>
+              <w:rPr>
+                <w:rFonts w:ascii="Calibri" w:hAnsi="Calibri" w:eastAsia="Times New Roman" w:cs="Times New Roman"/>
+                <w:color w:val="auto"/>
+                <w:lang w:val="en-US"/>
+              </w:rPr>
+            </w:pPr>
+            <w:r>
+              <w:rPr>
+                <w:rFonts w:eastAsia="Times New Roman" w:cs="Times New Roman" w:ascii="Calibri" w:hAnsi="Calibri"/>
+                <w:color w:val="auto"/>
+                <w:lang w:val="en-US"/>
+              </w:rPr>
+            </w:r>
+          </w:p>
+        </w:tc>
+        <w:tc>
+          <w:tcPr>
+            <w:tcW w:w="676" w:type="dxa"/>
+            <w:tcBorders>
+              <w:top w:val="single" w:sz="4" w:space="0" w:color="000000"/>
+              <w:bottom w:val="single" w:sz="8" w:space="0" w:color="000000"/>
+            </w:tcBorders>
+            <w:shd w:color="auto" w:fill="auto" w:val="clear"/>
+            <w:vAlign w:val="bottom"/>
+          </w:tcPr>
+          <w:p>
+            <w:pPr>
+              <w:pStyle w:val="Normal"/>
+              <w:widowControl w:val="false"/>
+              <w:spacing w:lineRule="auto" w:line="480"/>
+              <w:jc w:val="center"/>
+              <w:rPr>
+                <w:rFonts w:ascii="Calibri" w:hAnsi="Calibri" w:eastAsia="Times New Roman" w:cs="Times New Roman"/>
+                <w:color w:val="auto"/>
+                <w:lang w:val="en-US"/>
+              </w:rPr>
+            </w:pPr>
+            <w:r>
+              <w:rPr>
+                <w:rFonts w:eastAsia="Times New Roman" w:cs="Times New Roman" w:ascii="Calibri" w:hAnsi="Calibri"/>
+                <w:color w:val="auto"/>
+                <w:lang w:val="en-US"/>
+              </w:rPr>
+              <w:t>2020</w:t>
+            </w:r>
+          </w:p>
+        </w:tc>
+        <w:tc>
+          <w:tcPr>
+            <w:tcW w:w="405" w:type="dxa"/>
             <w:tcBorders/>
             <w:shd w:color="auto" w:fill="auto" w:val="clear"/>
             <w:vAlign w:val="bottom"/>
@@ -5325,66 +5093,6 @@
                 <w:color w:val="auto"/>
                 <w:lang w:val="en-US"/>
               </w:rPr>
-              <w:t>2020</w:t>
-            </w:r>
-          </w:p>
-        </w:tc>
-        <w:tc>
-          <w:tcPr>
-            <w:tcW w:w="404" w:type="dxa"/>
-            <w:tcBorders/>
-            <w:shd w:color="auto" w:fill="auto" w:val="clear"/>
-            <w:vAlign w:val="bottom"/>
-          </w:tcPr>
-          <w:p>
-            <w:pPr>
-              <w:pStyle w:val="Normal"/>
-              <w:widowControl w:val="false"/>
-              <w:spacing w:lineRule="auto" w:line="480"/>
-              <w:jc w:val="center"/>
-              <w:rPr>
-                <w:rFonts w:ascii="Calibri" w:hAnsi="Calibri" w:eastAsia="Times New Roman" w:cs="Times New Roman"/>
-                <w:color w:val="auto"/>
-                <w:lang w:val="en-US"/>
-              </w:rPr>
-            </w:pPr>
-            <w:r>
-              <w:rPr>
-                <w:rFonts w:eastAsia="Times New Roman" w:cs="Times New Roman" w:ascii="Calibri" w:hAnsi="Calibri"/>
-                <w:color w:val="auto"/>
-                <w:lang w:val="en-US"/>
-              </w:rPr>
-            </w:r>
-          </w:p>
-        </w:tc>
-        <w:tc>
-          <w:tcPr>
-            <w:tcW w:w="677" w:type="dxa"/>
-            <w:tcBorders>
-              <w:top w:val="single" w:sz="4" w:space="0" w:color="000000"/>
-              <w:bottom w:val="single" w:sz="8" w:space="0" w:color="000000"/>
-            </w:tcBorders>
-            <w:shd w:color="auto" w:fill="auto" w:val="clear"/>
-            <w:vAlign w:val="bottom"/>
-          </w:tcPr>
-          <w:p>
-            <w:pPr>
-              <w:pStyle w:val="Normal"/>
-              <w:widowControl w:val="false"/>
-              <w:spacing w:lineRule="auto" w:line="480"/>
-              <w:jc w:val="center"/>
-              <w:rPr>
-                <w:rFonts w:ascii="Calibri" w:hAnsi="Calibri" w:eastAsia="Times New Roman" w:cs="Times New Roman"/>
-                <w:color w:val="auto"/>
-                <w:lang w:val="en-US"/>
-              </w:rPr>
-            </w:pPr>
-            <w:r>
-              <w:rPr>
-                <w:rFonts w:eastAsia="Times New Roman" w:cs="Times New Roman" w:ascii="Calibri" w:hAnsi="Calibri"/>
-                <w:color w:val="auto"/>
-                <w:lang w:val="en-US"/>
-              </w:rPr>
               <w:t>1990</w:t>
             </w:r>
           </w:p>
@@ -5631,7 +5339,7 @@
         </w:tc>
         <w:tc>
           <w:tcPr>
-            <w:tcW w:w="264" w:type="dxa"/>
+            <w:tcW w:w="263" w:type="dxa"/>
             <w:tcBorders/>
             <w:shd w:color="auto" w:fill="auto" w:val="clear"/>
             <w:vAlign w:val="bottom"/>
@@ -5659,7 +5367,7 @@
         </w:tc>
         <w:tc>
           <w:tcPr>
-            <w:tcW w:w="680" w:type="dxa"/>
+            <w:tcW w:w="681" w:type="dxa"/>
             <w:tcBorders>
               <w:top w:val="single" w:sz="4" w:space="0" w:color="000000"/>
               <w:bottom w:val="single" w:sz="8" w:space="0" w:color="000000"/>
@@ -5726,7 +5434,7 @@
         </w:tc>
         <w:tc>
           <w:tcPr>
-            <w:tcW w:w="1179" w:type="dxa"/>
+            <w:tcW w:w="1178" w:type="dxa"/>
             <w:tcBorders>
               <w:bottom w:val="single" w:sz="4" w:space="0" w:color="000000"/>
             </w:tcBorders>
@@ -5786,7 +5494,67 @@
         </w:tc>
         <w:tc>
           <w:tcPr>
-            <w:tcW w:w="267" w:type="dxa"/>
+            <w:tcW w:w="268" w:type="dxa"/>
+            <w:tcBorders>
+              <w:bottom w:val="single" w:sz="4" w:space="0" w:color="000000"/>
+            </w:tcBorders>
+            <w:shd w:color="auto" w:fill="auto" w:val="clear"/>
+            <w:vAlign w:val="bottom"/>
+          </w:tcPr>
+          <w:p>
+            <w:pPr>
+              <w:pStyle w:val="Normal"/>
+              <w:widowControl w:val="false"/>
+              <w:spacing w:lineRule="auto" w:line="480"/>
+              <w:jc w:val="center"/>
+              <w:rPr>
+                <w:rFonts w:ascii="Calibri" w:hAnsi="Calibri" w:eastAsia="Times New Roman" w:cs="Times New Roman"/>
+                <w:color w:val="auto"/>
+                <w:lang w:val="en-US"/>
+              </w:rPr>
+            </w:pPr>
+            <w:r>
+              <w:rPr>
+                <w:rFonts w:eastAsia="Times New Roman" w:cs="Times New Roman" w:ascii="Calibri" w:hAnsi="Calibri"/>
+                <w:color w:val="auto"/>
+                <w:lang w:val="en-US"/>
+              </w:rPr>
+            </w:r>
+          </w:p>
+        </w:tc>
+        <w:tc>
+          <w:tcPr>
+            <w:tcW w:w="676" w:type="dxa"/>
+            <w:tcBorders>
+              <w:bottom w:val="single" w:sz="4" w:space="0" w:color="000000"/>
+            </w:tcBorders>
+            <w:shd w:color="auto" w:fill="auto" w:val="clear"/>
+            <w:vAlign w:val="bottom"/>
+          </w:tcPr>
+          <w:p>
+            <w:pPr>
+              <w:pStyle w:val="Normal"/>
+              <w:widowControl w:val="false"/>
+              <w:spacing w:lineRule="auto" w:line="480"/>
+              <w:jc w:val="center"/>
+              <w:rPr>
+                <w:rFonts w:ascii="Calibri" w:hAnsi="Calibri" w:eastAsia="Times New Roman" w:cs="Times New Roman"/>
+                <w:color w:val="auto"/>
+                <w:lang w:val="en-US"/>
+              </w:rPr>
+            </w:pPr>
+            <w:r>
+              <w:rPr>
+                <w:rFonts w:eastAsia="Times New Roman" w:cs="Times New Roman" w:ascii="Calibri" w:hAnsi="Calibri"/>
+                <w:color w:val="auto"/>
+                <w:lang w:val="en-US"/>
+              </w:rPr>
+            </w:r>
+          </w:p>
+        </w:tc>
+        <w:tc>
+          <w:tcPr>
+            <w:tcW w:w="405" w:type="dxa"/>
             <w:tcBorders>
               <w:bottom w:val="single" w:sz="4" w:space="0" w:color="000000"/>
             </w:tcBorders>
@@ -5846,66 +5614,6 @@
         </w:tc>
         <w:tc>
           <w:tcPr>
-            <w:tcW w:w="404" w:type="dxa"/>
-            <w:tcBorders>
-              <w:bottom w:val="single" w:sz="4" w:space="0" w:color="000000"/>
-            </w:tcBorders>
-            <w:shd w:color="auto" w:fill="auto" w:val="clear"/>
-            <w:vAlign w:val="bottom"/>
-          </w:tcPr>
-          <w:p>
-            <w:pPr>
-              <w:pStyle w:val="Normal"/>
-              <w:widowControl w:val="false"/>
-              <w:spacing w:lineRule="auto" w:line="480"/>
-              <w:jc w:val="center"/>
-              <w:rPr>
-                <w:rFonts w:ascii="Calibri" w:hAnsi="Calibri" w:eastAsia="Times New Roman" w:cs="Times New Roman"/>
-                <w:color w:val="auto"/>
-                <w:lang w:val="en-US"/>
-              </w:rPr>
-            </w:pPr>
-            <w:r>
-              <w:rPr>
-                <w:rFonts w:eastAsia="Times New Roman" w:cs="Times New Roman" w:ascii="Calibri" w:hAnsi="Calibri"/>
-                <w:color w:val="auto"/>
-                <w:lang w:val="en-US"/>
-              </w:rPr>
-            </w:r>
-          </w:p>
-        </w:tc>
-        <w:tc>
-          <w:tcPr>
-            <w:tcW w:w="677" w:type="dxa"/>
-            <w:tcBorders>
-              <w:bottom w:val="single" w:sz="4" w:space="0" w:color="000000"/>
-            </w:tcBorders>
-            <w:shd w:color="auto" w:fill="auto" w:val="clear"/>
-            <w:vAlign w:val="bottom"/>
-          </w:tcPr>
-          <w:p>
-            <w:pPr>
-              <w:pStyle w:val="Normal"/>
-              <w:widowControl w:val="false"/>
-              <w:spacing w:lineRule="auto" w:line="480"/>
-              <w:jc w:val="center"/>
-              <w:rPr>
-                <w:rFonts w:ascii="Calibri" w:hAnsi="Calibri" w:eastAsia="Times New Roman" w:cs="Times New Roman"/>
-                <w:color w:val="auto"/>
-                <w:lang w:val="en-US"/>
-              </w:rPr>
-            </w:pPr>
-            <w:r>
-              <w:rPr>
-                <w:rFonts w:eastAsia="Times New Roman" w:cs="Times New Roman" w:ascii="Calibri" w:hAnsi="Calibri"/>
-                <w:color w:val="auto"/>
-                <w:lang w:val="en-US"/>
-              </w:rPr>
-            </w:r>
-          </w:p>
-        </w:tc>
-        <w:tc>
-          <w:tcPr>
             <w:tcW w:w="268" w:type="dxa"/>
             <w:tcBorders>
               <w:bottom w:val="single" w:sz="4" w:space="0" w:color="000000"/>
@@ -6146,7 +5854,7 @@
         </w:tc>
         <w:tc>
           <w:tcPr>
-            <w:tcW w:w="264" w:type="dxa"/>
+            <w:tcW w:w="263" w:type="dxa"/>
             <w:tcBorders>
               <w:bottom w:val="single" w:sz="4" w:space="0" w:color="000000"/>
             </w:tcBorders>
@@ -6176,7 +5884,7 @@
         </w:tc>
         <w:tc>
           <w:tcPr>
-            <w:tcW w:w="680" w:type="dxa"/>
+            <w:tcW w:w="681" w:type="dxa"/>
             <w:tcBorders>
               <w:bottom w:val="single" w:sz="4" w:space="0" w:color="000000"/>
             </w:tcBorders>
@@ -6243,7 +5951,7 @@
         </w:tc>
         <w:tc>
           <w:tcPr>
-            <w:tcW w:w="1179" w:type="dxa"/>
+            <w:tcW w:w="1178" w:type="dxa"/>
             <w:tcBorders/>
             <w:shd w:color="auto" w:fill="auto" w:val="clear"/>
             <w:vAlign w:val="bottom"/>
@@ -6309,7 +6017,72 @@
         </w:tc>
         <w:tc>
           <w:tcPr>
-            <w:tcW w:w="267" w:type="dxa"/>
+            <w:tcW w:w="268" w:type="dxa"/>
+            <w:tcBorders/>
+            <w:shd w:color="auto" w:fill="auto" w:val="clear"/>
+            <w:vAlign w:val="bottom"/>
+          </w:tcPr>
+          <w:p>
+            <w:pPr>
+              <w:pStyle w:val="Normal"/>
+              <w:widowControl w:val="false"/>
+              <w:spacing w:lineRule="auto" w:line="480"/>
+              <w:jc w:val="center"/>
+              <w:rPr>
+                <w:rFonts w:ascii="Times New Roman" w:hAnsi="Times New Roman" w:eastAsia="Times New Roman" w:cs="Times New Roman"/>
+                <w:color w:val="auto"/>
+                <w:sz w:val="20"/>
+                <w:szCs w:val="20"/>
+                <w:lang w:val="en-US"/>
+              </w:rPr>
+            </w:pPr>
+            <w:r>
+              <w:rPr>
+                <w:rFonts w:eastAsia="Times New Roman" w:cs="Times New Roman" w:ascii="Times New Roman" w:hAnsi="Times New Roman"/>
+                <w:color w:val="auto"/>
+                <w:sz w:val="20"/>
+                <w:szCs w:val="20"/>
+                <w:lang w:val="en-US"/>
+              </w:rPr>
+            </w:r>
+          </w:p>
+        </w:tc>
+        <w:tc>
+          <w:tcPr>
+            <w:tcW w:w="676" w:type="dxa"/>
+            <w:tcBorders/>
+            <w:shd w:color="auto" w:fill="auto" w:val="clear"/>
+            <w:vAlign w:val="bottom"/>
+          </w:tcPr>
+          <w:p>
+            <w:pPr>
+              <w:pStyle w:val="Normal"/>
+              <w:widowControl w:val="false"/>
+              <w:spacing w:lineRule="auto" w:line="480"/>
+              <w:jc w:val="center"/>
+              <w:rPr>
+                <w:rFonts w:ascii="Times New Roman" w:hAnsi="Times New Roman" w:eastAsia="Times New Roman" w:cs="Times New Roman"/>
+                <w:color w:val="auto"/>
+                <w:sz w:val="20"/>
+                <w:szCs w:val="20"/>
+                <w:lang w:val="en-US"/>
+              </w:rPr>
+            </w:pPr>
+            <w:r>
+              <w:rPr>
+                <w:rFonts w:eastAsia="Times New Roman" w:cs="Times New Roman" w:ascii="Times New Roman" w:hAnsi="Times New Roman"/>
+                <w:color w:val="auto"/>
+                <w:sz w:val="20"/>
+                <w:szCs w:val="20"/>
+                <w:lang w:val="en-US"/>
+              </w:rPr>
+              <w:t>54.8</w:t>
+            </w:r>
+          </w:p>
+        </w:tc>
+        <w:tc>
+          <w:tcPr>
+            <w:tcW w:w="405" w:type="dxa"/>
             <w:tcBorders/>
             <w:shd w:color="auto" w:fill="auto" w:val="clear"/>
             <w:vAlign w:val="bottom"/>
@@ -6368,71 +6141,6 @@
                 <w:szCs w:val="20"/>
                 <w:lang w:val="en-US"/>
               </w:rPr>
-              <w:t>54.8</w:t>
-            </w:r>
-          </w:p>
-        </w:tc>
-        <w:tc>
-          <w:tcPr>
-            <w:tcW w:w="404" w:type="dxa"/>
-            <w:tcBorders/>
-            <w:shd w:color="auto" w:fill="auto" w:val="clear"/>
-            <w:vAlign w:val="bottom"/>
-          </w:tcPr>
-          <w:p>
-            <w:pPr>
-              <w:pStyle w:val="Normal"/>
-              <w:widowControl w:val="false"/>
-              <w:spacing w:lineRule="auto" w:line="480"/>
-              <w:jc w:val="center"/>
-              <w:rPr>
-                <w:rFonts w:ascii="Times New Roman" w:hAnsi="Times New Roman" w:eastAsia="Times New Roman" w:cs="Times New Roman"/>
-                <w:color w:val="auto"/>
-                <w:sz w:val="20"/>
-                <w:szCs w:val="20"/>
-                <w:lang w:val="en-US"/>
-              </w:rPr>
-            </w:pPr>
-            <w:r>
-              <w:rPr>
-                <w:rFonts w:eastAsia="Times New Roman" w:cs="Times New Roman" w:ascii="Times New Roman" w:hAnsi="Times New Roman"/>
-                <w:color w:val="auto"/>
-                <w:sz w:val="20"/>
-                <w:szCs w:val="20"/>
-                <w:lang w:val="en-US"/>
-              </w:rPr>
-            </w:r>
-          </w:p>
-        </w:tc>
-        <w:tc>
-          <w:tcPr>
-            <w:tcW w:w="677" w:type="dxa"/>
-            <w:tcBorders/>
-            <w:shd w:color="auto" w:fill="auto" w:val="clear"/>
-            <w:vAlign w:val="bottom"/>
-          </w:tcPr>
-          <w:p>
-            <w:pPr>
-              <w:pStyle w:val="Normal"/>
-              <w:widowControl w:val="false"/>
-              <w:spacing w:lineRule="auto" w:line="480"/>
-              <w:jc w:val="center"/>
-              <w:rPr>
-                <w:rFonts w:ascii="Times New Roman" w:hAnsi="Times New Roman" w:eastAsia="Times New Roman" w:cs="Times New Roman"/>
-                <w:color w:val="auto"/>
-                <w:sz w:val="20"/>
-                <w:szCs w:val="20"/>
-                <w:lang w:val="en-US"/>
-              </w:rPr>
-            </w:pPr>
-            <w:r>
-              <w:rPr>
-                <w:rFonts w:eastAsia="Times New Roman" w:cs="Times New Roman" w:ascii="Times New Roman" w:hAnsi="Times New Roman"/>
-                <w:color w:val="auto"/>
-                <w:sz w:val="20"/>
-                <w:szCs w:val="20"/>
-                <w:lang w:val="en-US"/>
-              </w:rPr>
               <w:t>37.2</w:t>
             </w:r>
           </w:p>
@@ -6699,7 +6407,7 @@
         </w:tc>
         <w:tc>
           <w:tcPr>
-            <w:tcW w:w="264" w:type="dxa"/>
+            <w:tcW w:w="263" w:type="dxa"/>
             <w:tcBorders/>
             <w:shd w:color="auto" w:fill="auto" w:val="clear"/>
             <w:vAlign w:val="bottom"/>
@@ -6731,7 +6439,7 @@
         </w:tc>
         <w:tc>
           <w:tcPr>
-            <w:tcW w:w="680" w:type="dxa"/>
+            <w:tcW w:w="681" w:type="dxa"/>
             <w:tcBorders/>
             <w:shd w:color="auto" w:fill="auto" w:val="clear"/>
             <w:vAlign w:val="bottom"/>
@@ -6807,7 +6515,7 @@
         </w:tc>
         <w:tc>
           <w:tcPr>
-            <w:tcW w:w="1179" w:type="dxa"/>
+            <w:tcW w:w="1178" w:type="dxa"/>
             <w:tcBorders/>
             <w:shd w:color="auto" w:fill="auto" w:val="clear"/>
             <w:vAlign w:val="bottom"/>
@@ -6873,7 +6581,72 @@
         </w:tc>
         <w:tc>
           <w:tcPr>
-            <w:tcW w:w="267" w:type="dxa"/>
+            <w:tcW w:w="268" w:type="dxa"/>
+            <w:tcBorders/>
+            <w:shd w:color="auto" w:fill="auto" w:val="clear"/>
+            <w:vAlign w:val="bottom"/>
+          </w:tcPr>
+          <w:p>
+            <w:pPr>
+              <w:pStyle w:val="Normal"/>
+              <w:widowControl w:val="false"/>
+              <w:spacing w:lineRule="auto" w:line="480"/>
+              <w:jc w:val="center"/>
+              <w:rPr>
+                <w:rFonts w:ascii="Times New Roman" w:hAnsi="Times New Roman" w:eastAsia="Times New Roman" w:cs="Times New Roman"/>
+                <w:color w:val="auto"/>
+                <w:sz w:val="20"/>
+                <w:szCs w:val="20"/>
+                <w:lang w:val="en-US"/>
+              </w:rPr>
+            </w:pPr>
+            <w:r>
+              <w:rPr>
+                <w:rFonts w:eastAsia="Times New Roman" w:cs="Times New Roman" w:ascii="Times New Roman" w:hAnsi="Times New Roman"/>
+                <w:color w:val="auto"/>
+                <w:sz w:val="20"/>
+                <w:szCs w:val="20"/>
+                <w:lang w:val="en-US"/>
+              </w:rPr>
+            </w:r>
+          </w:p>
+        </w:tc>
+        <w:tc>
+          <w:tcPr>
+            <w:tcW w:w="676" w:type="dxa"/>
+            <w:tcBorders/>
+            <w:shd w:color="auto" w:fill="auto" w:val="clear"/>
+            <w:vAlign w:val="bottom"/>
+          </w:tcPr>
+          <w:p>
+            <w:pPr>
+              <w:pStyle w:val="Normal"/>
+              <w:widowControl w:val="false"/>
+              <w:spacing w:lineRule="auto" w:line="480"/>
+              <w:jc w:val="center"/>
+              <w:rPr>
+                <w:rFonts w:ascii="Times New Roman" w:hAnsi="Times New Roman" w:eastAsia="Times New Roman" w:cs="Times New Roman"/>
+                <w:color w:val="auto"/>
+                <w:sz w:val="20"/>
+                <w:szCs w:val="20"/>
+                <w:lang w:val="en-US"/>
+              </w:rPr>
+            </w:pPr>
+            <w:r>
+              <w:rPr>
+                <w:rFonts w:eastAsia="Times New Roman" w:cs="Times New Roman" w:ascii="Times New Roman" w:hAnsi="Times New Roman"/>
+                <w:color w:val="auto"/>
+                <w:sz w:val="20"/>
+                <w:szCs w:val="20"/>
+                <w:lang w:val="en-US"/>
+              </w:rPr>
+              <w:t>22.43</w:t>
+            </w:r>
+          </w:p>
+        </w:tc>
+        <w:tc>
+          <w:tcPr>
+            <w:tcW w:w="405" w:type="dxa"/>
             <w:tcBorders/>
             <w:shd w:color="auto" w:fill="auto" w:val="clear"/>
             <w:vAlign w:val="bottom"/>
@@ -6932,71 +6705,6 @@
                 <w:szCs w:val="20"/>
                 <w:lang w:val="en-US"/>
               </w:rPr>
-              <w:t>22.43</w:t>
-            </w:r>
-          </w:p>
-        </w:tc>
-        <w:tc>
-          <w:tcPr>
-            <w:tcW w:w="404" w:type="dxa"/>
-            <w:tcBorders/>
-            <w:shd w:color="auto" w:fill="auto" w:val="clear"/>
-            <w:vAlign w:val="bottom"/>
-          </w:tcPr>
-          <w:p>
-            <w:pPr>
-              <w:pStyle w:val="Normal"/>
-              <w:widowControl w:val="false"/>
-              <w:spacing w:lineRule="auto" w:line="480"/>
-              <w:jc w:val="center"/>
-              <w:rPr>
-                <w:rFonts w:ascii="Times New Roman" w:hAnsi="Times New Roman" w:eastAsia="Times New Roman" w:cs="Times New Roman"/>
-                <w:color w:val="auto"/>
-                <w:sz w:val="20"/>
-                <w:szCs w:val="20"/>
-                <w:lang w:val="en-US"/>
-              </w:rPr>
-            </w:pPr>
-            <w:r>
-              <w:rPr>
-                <w:rFonts w:eastAsia="Times New Roman" w:cs="Times New Roman" w:ascii="Times New Roman" w:hAnsi="Times New Roman"/>
-                <w:color w:val="auto"/>
-                <w:sz w:val="20"/>
-                <w:szCs w:val="20"/>
-                <w:lang w:val="en-US"/>
-              </w:rPr>
-            </w:r>
-          </w:p>
-        </w:tc>
-        <w:tc>
-          <w:tcPr>
-            <w:tcW w:w="677" w:type="dxa"/>
-            <w:tcBorders/>
-            <w:shd w:color="auto" w:fill="auto" w:val="clear"/>
-            <w:vAlign w:val="bottom"/>
-          </w:tcPr>
-          <w:p>
-            <w:pPr>
-              <w:pStyle w:val="Normal"/>
-              <w:widowControl w:val="false"/>
-              <w:spacing w:lineRule="auto" w:line="480"/>
-              <w:jc w:val="center"/>
-              <w:rPr>
-                <w:rFonts w:ascii="Times New Roman" w:hAnsi="Times New Roman" w:eastAsia="Times New Roman" w:cs="Times New Roman"/>
-                <w:color w:val="auto"/>
-                <w:sz w:val="20"/>
-                <w:szCs w:val="20"/>
-                <w:lang w:val="en-US"/>
-              </w:rPr>
-            </w:pPr>
-            <w:r>
-              <w:rPr>
-                <w:rFonts w:eastAsia="Times New Roman" w:cs="Times New Roman" w:ascii="Times New Roman" w:hAnsi="Times New Roman"/>
-                <w:color w:val="auto"/>
-                <w:sz w:val="20"/>
-                <w:szCs w:val="20"/>
-                <w:lang w:val="en-US"/>
-              </w:rPr>
               <w:t>7.5</w:t>
             </w:r>
           </w:p>
@@ -7263,7 +6971,7 @@
         </w:tc>
         <w:tc>
           <w:tcPr>
-            <w:tcW w:w="264" w:type="dxa"/>
+            <w:tcW w:w="263" w:type="dxa"/>
             <w:tcBorders/>
             <w:shd w:color="auto" w:fill="auto" w:val="clear"/>
             <w:vAlign w:val="bottom"/>
@@ -7295,7 +7003,7 @@
         </w:tc>
         <w:tc>
           <w:tcPr>
-            <w:tcW w:w="680" w:type="dxa"/>
+            <w:tcW w:w="681" w:type="dxa"/>
             <w:tcBorders/>
             <w:shd w:color="auto" w:fill="auto" w:val="clear"/>
             <w:vAlign w:val="bottom"/>
@@ -7367,7 +7075,7 @@
         </w:tc>
         <w:tc>
           <w:tcPr>
-            <w:tcW w:w="1179" w:type="dxa"/>
+            <w:tcW w:w="1178" w:type="dxa"/>
             <w:tcBorders>
               <w:bottom w:val="single" w:sz="8" w:space="0" w:color="000000"/>
             </w:tcBorders>
@@ -7442,7 +7150,76 @@
         </w:tc>
         <w:tc>
           <w:tcPr>
-            <w:tcW w:w="267" w:type="dxa"/>
+            <w:tcW w:w="268" w:type="dxa"/>
+            <w:tcBorders>
+              <w:bottom w:val="single" w:sz="8" w:space="0" w:color="000000"/>
+            </w:tcBorders>
+            <w:shd w:color="auto" w:fill="auto" w:val="clear"/>
+            <w:vAlign w:val="bottom"/>
+          </w:tcPr>
+          <w:p>
+            <w:pPr>
+              <w:pStyle w:val="Normal"/>
+              <w:widowControl w:val="false"/>
+              <w:spacing w:lineRule="auto" w:line="480"/>
+              <w:jc w:val="center"/>
+              <w:rPr>
+                <w:rFonts w:ascii="Calibri" w:hAnsi="Calibri" w:eastAsia="Times New Roman" w:cs="Times New Roman"/>
+                <w:color w:val="auto"/>
+                <w:sz w:val="20"/>
+                <w:szCs w:val="20"/>
+                <w:lang w:val="en-US"/>
+              </w:rPr>
+            </w:pPr>
+            <w:r>
+              <w:rPr>
+                <w:rFonts w:eastAsia="Times New Roman" w:cs="Times New Roman" w:ascii="Calibri" w:hAnsi="Calibri"/>
+                <w:color w:val="auto"/>
+                <w:sz w:val="20"/>
+                <w:szCs w:val="20"/>
+                <w:lang w:val="en-US"/>
+              </w:rPr>
+            </w:r>
+          </w:p>
+        </w:tc>
+        <w:tc>
+          <w:tcPr>
+            <w:tcW w:w="676" w:type="dxa"/>
+            <w:tcBorders>
+              <w:bottom w:val="single" w:sz="8" w:space="0" w:color="000000"/>
+            </w:tcBorders>
+            <w:shd w:color="auto" w:fill="auto" w:val="clear"/>
+            <w:vAlign w:val="bottom"/>
+          </w:tcPr>
+          <w:p>
+            <w:pPr>
+              <w:pStyle w:val="Normal"/>
+              <w:widowControl w:val="false"/>
+              <w:spacing w:lineRule="auto" w:line="480"/>
+              <w:jc w:val="center"/>
+              <w:rPr>
+                <w:rFonts w:ascii="Calibri" w:hAnsi="Calibri" w:eastAsia="Times New Roman" w:cs="Times New Roman"/>
+                <w:color w:val="auto"/>
+                <w:sz w:val="20"/>
+                <w:szCs w:val="20"/>
+                <w:lang w:val="en-US"/>
+              </w:rPr>
+            </w:pPr>
+            <w:r>
+              <w:rPr>
+                <w:rFonts w:eastAsia="Times New Roman" w:cs="Times New Roman" w:ascii="Calibri" w:hAnsi="Calibri"/>
+                <w:color w:val="auto"/>
+                <w:sz w:val="20"/>
+                <w:szCs w:val="20"/>
+                <w:lang w:val="en-US"/>
+              </w:rPr>
+              <w:t>274</w:t>
+            </w:r>
+          </w:p>
+        </w:tc>
+        <w:tc>
+          <w:tcPr>
+            <w:tcW w:w="405" w:type="dxa"/>
             <w:tcBorders>
               <w:bottom w:val="single" w:sz="8" w:space="0" w:color="000000"/>
             </w:tcBorders>
@@ -7505,75 +7282,6 @@
                 <w:szCs w:val="20"/>
                 <w:lang w:val="en-US"/>
               </w:rPr>
-              <w:t>274</w:t>
-            </w:r>
-          </w:p>
-        </w:tc>
-        <w:tc>
-          <w:tcPr>
-            <w:tcW w:w="404" w:type="dxa"/>
-            <w:tcBorders>
-              <w:bottom w:val="single" w:sz="8" w:space="0" w:color="000000"/>
-            </w:tcBorders>
-            <w:shd w:color="auto" w:fill="auto" w:val="clear"/>
-            <w:vAlign w:val="bottom"/>
-          </w:tcPr>
-          <w:p>
-            <w:pPr>
-              <w:pStyle w:val="Normal"/>
-              <w:widowControl w:val="false"/>
-              <w:spacing w:lineRule="auto" w:line="480"/>
-              <w:jc w:val="center"/>
-              <w:rPr>
-                <w:rFonts w:ascii="Calibri" w:hAnsi="Calibri" w:eastAsia="Times New Roman" w:cs="Times New Roman"/>
-                <w:color w:val="auto"/>
-                <w:sz w:val="20"/>
-                <w:szCs w:val="20"/>
-                <w:lang w:val="en-US"/>
-              </w:rPr>
-            </w:pPr>
-            <w:r>
-              <w:rPr>
-                <w:rFonts w:eastAsia="Times New Roman" w:cs="Times New Roman" w:ascii="Calibri" w:hAnsi="Calibri"/>
-                <w:color w:val="auto"/>
-                <w:sz w:val="20"/>
-                <w:szCs w:val="20"/>
-                <w:lang w:val="en-US"/>
-              </w:rPr>
-            </w:r>
-          </w:p>
-        </w:tc>
-        <w:tc>
-          <w:tcPr>
-            <w:tcW w:w="677" w:type="dxa"/>
-            <w:tcBorders>
-              <w:bottom w:val="single" w:sz="8" w:space="0" w:color="000000"/>
-            </w:tcBorders>
-            <w:shd w:color="auto" w:fill="auto" w:val="clear"/>
-            <w:vAlign w:val="bottom"/>
-          </w:tcPr>
-          <w:p>
-            <w:pPr>
-              <w:pStyle w:val="Normal"/>
-              <w:widowControl w:val="false"/>
-              <w:spacing w:lineRule="auto" w:line="480"/>
-              <w:jc w:val="center"/>
-              <w:rPr>
-                <w:rFonts w:ascii="Calibri" w:hAnsi="Calibri" w:eastAsia="Times New Roman" w:cs="Times New Roman"/>
-                <w:color w:val="auto"/>
-                <w:sz w:val="20"/>
-                <w:szCs w:val="20"/>
-                <w:lang w:val="en-US"/>
-              </w:rPr>
-            </w:pPr>
-            <w:r>
-              <w:rPr>
-                <w:rFonts w:eastAsia="Times New Roman" w:cs="Times New Roman" w:ascii="Calibri" w:hAnsi="Calibri"/>
-                <w:color w:val="auto"/>
-                <w:sz w:val="20"/>
-                <w:szCs w:val="20"/>
-                <w:lang w:val="en-US"/>
-              </w:rPr>
               <w:t>186</w:t>
             </w:r>
           </w:p>
@@ -7856,7 +7564,7 @@
         </w:tc>
         <w:tc>
           <w:tcPr>
-            <w:tcW w:w="264" w:type="dxa"/>
+            <w:tcW w:w="263" w:type="dxa"/>
             <w:tcBorders>
               <w:bottom w:val="single" w:sz="8" w:space="0" w:color="000000"/>
             </w:tcBorders>
@@ -7890,7 +7598,7 @@
         </w:tc>
         <w:tc>
           <w:tcPr>
-            <w:tcW w:w="680" w:type="dxa"/>
+            <w:tcW w:w="681" w:type="dxa"/>
             <w:tcBorders>
               <w:bottom w:val="single" w:sz="8" w:space="0" w:color="000000"/>
             </w:tcBorders>
@@ -7962,7 +7670,7 @@
         </w:tc>
         <w:tc>
           <w:tcPr>
-            <w:tcW w:w="1179" w:type="dxa"/>
+            <w:tcW w:w="1178" w:type="dxa"/>
             <w:tcBorders/>
             <w:shd w:color="auto" w:fill="auto" w:val="clear"/>
             <w:vAlign w:val="center"/>
@@ -8028,7 +7736,72 @@
         </w:tc>
         <w:tc>
           <w:tcPr>
-            <w:tcW w:w="267" w:type="dxa"/>
+            <w:tcW w:w="268" w:type="dxa"/>
+            <w:tcBorders/>
+            <w:shd w:color="auto" w:fill="auto" w:val="clear"/>
+            <w:vAlign w:val="bottom"/>
+          </w:tcPr>
+          <w:p>
+            <w:pPr>
+              <w:pStyle w:val="Normal"/>
+              <w:widowControl w:val="false"/>
+              <w:spacing w:lineRule="auto" w:line="480"/>
+              <w:jc w:val="center"/>
+              <w:rPr>
+                <w:rFonts w:ascii="Times New Roman" w:hAnsi="Times New Roman" w:eastAsia="Times New Roman" w:cs="Times New Roman"/>
+                <w:color w:val="auto"/>
+                <w:sz w:val="20"/>
+                <w:szCs w:val="20"/>
+                <w:lang w:val="en-US"/>
+              </w:rPr>
+            </w:pPr>
+            <w:r>
+              <w:rPr>
+                <w:rFonts w:eastAsia="Times New Roman" w:cs="Times New Roman" w:ascii="Times New Roman" w:hAnsi="Times New Roman"/>
+                <w:color w:val="auto"/>
+                <w:sz w:val="20"/>
+                <w:szCs w:val="20"/>
+                <w:lang w:val="en-US"/>
+              </w:rPr>
+            </w:r>
+          </w:p>
+        </w:tc>
+        <w:tc>
+          <w:tcPr>
+            <w:tcW w:w="676" w:type="dxa"/>
+            <w:tcBorders/>
+            <w:shd w:color="auto" w:fill="auto" w:val="clear"/>
+            <w:vAlign w:val="bottom"/>
+          </w:tcPr>
+          <w:p>
+            <w:pPr>
+              <w:pStyle w:val="Normal"/>
+              <w:widowControl w:val="false"/>
+              <w:spacing w:lineRule="auto" w:line="480"/>
+              <w:jc w:val="center"/>
+              <w:rPr>
+                <w:rFonts w:ascii="Times New Roman" w:hAnsi="Times New Roman" w:eastAsia="Times New Roman" w:cs="Times New Roman"/>
+                <w:color w:val="auto"/>
+                <w:sz w:val="20"/>
+                <w:szCs w:val="20"/>
+                <w:lang w:val="en-US"/>
+              </w:rPr>
+            </w:pPr>
+            <w:r>
+              <w:rPr>
+                <w:rFonts w:eastAsia="Times New Roman" w:cs="Times New Roman" w:ascii="Times New Roman" w:hAnsi="Times New Roman"/>
+                <w:color w:val="auto"/>
+                <w:sz w:val="20"/>
+                <w:szCs w:val="20"/>
+                <w:lang w:val="en-US"/>
+              </w:rPr>
+              <w:t>10.2</w:t>
+            </w:r>
+          </w:p>
+        </w:tc>
+        <w:tc>
+          <w:tcPr>
+            <w:tcW w:w="405" w:type="dxa"/>
             <w:tcBorders/>
             <w:shd w:color="auto" w:fill="auto" w:val="clear"/>
             <w:vAlign w:val="bottom"/>
@@ -8087,71 +7860,6 @@
                 <w:szCs w:val="20"/>
                 <w:lang w:val="en-US"/>
               </w:rPr>
-              <w:t>10.2</w:t>
-            </w:r>
-          </w:p>
-        </w:tc>
-        <w:tc>
-          <w:tcPr>
-            <w:tcW w:w="404" w:type="dxa"/>
-            <w:tcBorders/>
-            <w:shd w:color="auto" w:fill="auto" w:val="clear"/>
-            <w:vAlign w:val="bottom"/>
-          </w:tcPr>
-          <w:p>
-            <w:pPr>
-              <w:pStyle w:val="Normal"/>
-              <w:widowControl w:val="false"/>
-              <w:spacing w:lineRule="auto" w:line="480"/>
-              <w:jc w:val="center"/>
-              <w:rPr>
-                <w:rFonts w:ascii="Times New Roman" w:hAnsi="Times New Roman" w:eastAsia="Times New Roman" w:cs="Times New Roman"/>
-                <w:color w:val="auto"/>
-                <w:sz w:val="20"/>
-                <w:szCs w:val="20"/>
-                <w:lang w:val="en-US"/>
-              </w:rPr>
-            </w:pPr>
-            <w:r>
-              <w:rPr>
-                <w:rFonts w:eastAsia="Times New Roman" w:cs="Times New Roman" w:ascii="Times New Roman" w:hAnsi="Times New Roman"/>
-                <w:color w:val="auto"/>
-                <w:sz w:val="20"/>
-                <w:szCs w:val="20"/>
-                <w:lang w:val="en-US"/>
-              </w:rPr>
-            </w:r>
-          </w:p>
-        </w:tc>
-        <w:tc>
-          <w:tcPr>
-            <w:tcW w:w="677" w:type="dxa"/>
-            <w:tcBorders/>
-            <w:shd w:color="auto" w:fill="auto" w:val="clear"/>
-            <w:vAlign w:val="bottom"/>
-          </w:tcPr>
-          <w:p>
-            <w:pPr>
-              <w:pStyle w:val="Normal"/>
-              <w:widowControl w:val="false"/>
-              <w:spacing w:lineRule="auto" w:line="480"/>
-              <w:jc w:val="center"/>
-              <w:rPr>
-                <w:rFonts w:ascii="Times New Roman" w:hAnsi="Times New Roman" w:eastAsia="Times New Roman" w:cs="Times New Roman"/>
-                <w:color w:val="auto"/>
-                <w:sz w:val="20"/>
-                <w:szCs w:val="20"/>
-                <w:lang w:val="en-US"/>
-              </w:rPr>
-            </w:pPr>
-            <w:r>
-              <w:rPr>
-                <w:rFonts w:eastAsia="Times New Roman" w:cs="Times New Roman" w:ascii="Times New Roman" w:hAnsi="Times New Roman"/>
-                <w:color w:val="auto"/>
-                <w:sz w:val="20"/>
-                <w:szCs w:val="20"/>
-                <w:lang w:val="en-US"/>
-              </w:rPr>
               <w:t>2.8</w:t>
             </w:r>
           </w:p>
@@ -8418,7 +8126,7 @@
         </w:tc>
         <w:tc>
           <w:tcPr>
-            <w:tcW w:w="264" w:type="dxa"/>
+            <w:tcW w:w="263" w:type="dxa"/>
             <w:tcBorders/>
             <w:shd w:color="auto" w:fill="auto" w:val="clear"/>
             <w:vAlign w:val="bottom"/>
@@ -8450,7 +8158,7 @@
         </w:tc>
         <w:tc>
           <w:tcPr>
-            <w:tcW w:w="680" w:type="dxa"/>
+            <w:tcW w:w="681" w:type="dxa"/>
             <w:tcBorders/>
             <w:shd w:color="auto" w:fill="auto" w:val="clear"/>
             <w:vAlign w:val="bottom"/>
@@ -8526,7 +8234,7 @@
         </w:tc>
         <w:tc>
           <w:tcPr>
-            <w:tcW w:w="1179" w:type="dxa"/>
+            <w:tcW w:w="1178" w:type="dxa"/>
             <w:tcBorders/>
             <w:shd w:color="auto" w:fill="auto" w:val="clear"/>
             <w:vAlign w:val="bottom"/>
@@ -8592,7 +8300,72 @@
         </w:tc>
         <w:tc>
           <w:tcPr>
-            <w:tcW w:w="267" w:type="dxa"/>
+            <w:tcW w:w="268" w:type="dxa"/>
+            <w:tcBorders/>
+            <w:shd w:color="auto" w:fill="auto" w:val="clear"/>
+            <w:vAlign w:val="bottom"/>
+          </w:tcPr>
+          <w:p>
+            <w:pPr>
+              <w:pStyle w:val="Normal"/>
+              <w:widowControl w:val="false"/>
+              <w:spacing w:lineRule="auto" w:line="480"/>
+              <w:jc w:val="center"/>
+              <w:rPr>
+                <w:rFonts w:ascii="Times New Roman" w:hAnsi="Times New Roman" w:eastAsia="Times New Roman" w:cs="Times New Roman"/>
+                <w:color w:val="auto"/>
+                <w:sz w:val="20"/>
+                <w:szCs w:val="20"/>
+                <w:lang w:val="en-US"/>
+              </w:rPr>
+            </w:pPr>
+            <w:r>
+              <w:rPr>
+                <w:rFonts w:eastAsia="Times New Roman" w:cs="Times New Roman" w:ascii="Times New Roman" w:hAnsi="Times New Roman"/>
+                <w:color w:val="auto"/>
+                <w:sz w:val="20"/>
+                <w:szCs w:val="20"/>
+                <w:lang w:val="en-US"/>
+              </w:rPr>
+            </w:r>
+          </w:p>
+        </w:tc>
+        <w:tc>
+          <w:tcPr>
+            <w:tcW w:w="676" w:type="dxa"/>
+            <w:tcBorders/>
+            <w:shd w:color="auto" w:fill="auto" w:val="clear"/>
+            <w:vAlign w:val="bottom"/>
+          </w:tcPr>
+          <w:p>
+            <w:pPr>
+              <w:pStyle w:val="Normal"/>
+              <w:widowControl w:val="false"/>
+              <w:spacing w:lineRule="auto" w:line="480"/>
+              <w:jc w:val="center"/>
+              <w:rPr>
+                <w:rFonts w:ascii="Times New Roman" w:hAnsi="Times New Roman" w:eastAsia="Times New Roman" w:cs="Times New Roman"/>
+                <w:color w:val="auto"/>
+                <w:sz w:val="20"/>
+                <w:szCs w:val="20"/>
+                <w:lang w:val="en-US"/>
+              </w:rPr>
+            </w:pPr>
+            <w:r>
+              <w:rPr>
+                <w:rFonts w:eastAsia="Times New Roman" w:cs="Times New Roman" w:ascii="Times New Roman" w:hAnsi="Times New Roman"/>
+                <w:color w:val="auto"/>
+                <w:sz w:val="20"/>
+                <w:szCs w:val="20"/>
+                <w:lang w:val="en-US"/>
+              </w:rPr>
+              <w:t>10.57</w:t>
+            </w:r>
+          </w:p>
+        </w:tc>
+        <w:tc>
+          <w:tcPr>
+            <w:tcW w:w="405" w:type="dxa"/>
             <w:tcBorders/>
             <w:shd w:color="auto" w:fill="auto" w:val="clear"/>
             <w:vAlign w:val="bottom"/>
@@ -8651,71 +8424,6 @@
                 <w:szCs w:val="20"/>
                 <w:lang w:val="en-US"/>
               </w:rPr>
-              <w:t>10.57</w:t>
-            </w:r>
-          </w:p>
-        </w:tc>
-        <w:tc>
-          <w:tcPr>
-            <w:tcW w:w="404" w:type="dxa"/>
-            <w:tcBorders/>
-            <w:shd w:color="auto" w:fill="auto" w:val="clear"/>
-            <w:vAlign w:val="bottom"/>
-          </w:tcPr>
-          <w:p>
-            <w:pPr>
-              <w:pStyle w:val="Normal"/>
-              <w:widowControl w:val="false"/>
-              <w:spacing w:lineRule="auto" w:line="480"/>
-              <w:jc w:val="center"/>
-              <w:rPr>
-                <w:rFonts w:ascii="Times New Roman" w:hAnsi="Times New Roman" w:eastAsia="Times New Roman" w:cs="Times New Roman"/>
-                <w:color w:val="auto"/>
-                <w:sz w:val="20"/>
-                <w:szCs w:val="20"/>
-                <w:lang w:val="en-US"/>
-              </w:rPr>
-            </w:pPr>
-            <w:r>
-              <w:rPr>
-                <w:rFonts w:eastAsia="Times New Roman" w:cs="Times New Roman" w:ascii="Times New Roman" w:hAnsi="Times New Roman"/>
-                <w:color w:val="auto"/>
-                <w:sz w:val="20"/>
-                <w:szCs w:val="20"/>
-                <w:lang w:val="en-US"/>
-              </w:rPr>
-            </w:r>
-          </w:p>
-        </w:tc>
-        <w:tc>
-          <w:tcPr>
-            <w:tcW w:w="677" w:type="dxa"/>
-            <w:tcBorders/>
-            <w:shd w:color="auto" w:fill="auto" w:val="clear"/>
-            <w:vAlign w:val="bottom"/>
-          </w:tcPr>
-          <w:p>
-            <w:pPr>
-              <w:pStyle w:val="Normal"/>
-              <w:widowControl w:val="false"/>
-              <w:spacing w:lineRule="auto" w:line="480"/>
-              <w:jc w:val="center"/>
-              <w:rPr>
-                <w:rFonts w:ascii="Times New Roman" w:hAnsi="Times New Roman" w:eastAsia="Times New Roman" w:cs="Times New Roman"/>
-                <w:color w:val="auto"/>
-                <w:sz w:val="20"/>
-                <w:szCs w:val="20"/>
-                <w:lang w:val="en-US"/>
-              </w:rPr>
-            </w:pPr>
-            <w:r>
-              <w:rPr>
-                <w:rFonts w:eastAsia="Times New Roman" w:cs="Times New Roman" w:ascii="Times New Roman" w:hAnsi="Times New Roman"/>
-                <w:color w:val="auto"/>
-                <w:sz w:val="20"/>
-                <w:szCs w:val="20"/>
-                <w:lang w:val="en-US"/>
-              </w:rPr>
               <w:t>6.26</w:t>
             </w:r>
           </w:p>
@@ -8982,7 +8690,7 @@
         </w:tc>
         <w:tc>
           <w:tcPr>
-            <w:tcW w:w="264" w:type="dxa"/>
+            <w:tcW w:w="263" w:type="dxa"/>
             <w:tcBorders/>
             <w:shd w:color="auto" w:fill="auto" w:val="clear"/>
             <w:vAlign w:val="bottom"/>
@@ -9014,7 +8722,7 @@
         </w:tc>
         <w:tc>
           <w:tcPr>
-            <w:tcW w:w="680" w:type="dxa"/>
+            <w:tcW w:w="681" w:type="dxa"/>
             <w:tcBorders/>
             <w:shd w:color="auto" w:fill="auto" w:val="clear"/>
             <w:vAlign w:val="bottom"/>
@@ -9086,7 +8794,7 @@
         </w:tc>
         <w:tc>
           <w:tcPr>
-            <w:tcW w:w="1179" w:type="dxa"/>
+            <w:tcW w:w="1178" w:type="dxa"/>
             <w:tcBorders>
               <w:bottom w:val="single" w:sz="8" w:space="0" w:color="000000"/>
             </w:tcBorders>
@@ -9161,7 +8869,76 @@
         </w:tc>
         <w:tc>
           <w:tcPr>
-            <w:tcW w:w="267" w:type="dxa"/>
+            <w:tcW w:w="268" w:type="dxa"/>
+            <w:tcBorders>
+              <w:bottom w:val="single" w:sz="8" w:space="0" w:color="000000"/>
+            </w:tcBorders>
+            <w:shd w:color="auto" w:fill="auto" w:val="clear"/>
+            <w:vAlign w:val="bottom"/>
+          </w:tcPr>
+          <w:p>
+            <w:pPr>
+              <w:pStyle w:val="Normal"/>
+              <w:widowControl w:val="false"/>
+              <w:spacing w:lineRule="auto" w:line="480"/>
+              <w:jc w:val="center"/>
+              <w:rPr>
+                <w:rFonts w:ascii="Calibri" w:hAnsi="Calibri" w:eastAsia="Times New Roman" w:cs="Times New Roman"/>
+                <w:color w:val="auto"/>
+                <w:sz w:val="20"/>
+                <w:szCs w:val="20"/>
+                <w:lang w:val="en-US"/>
+              </w:rPr>
+            </w:pPr>
+            <w:r>
+              <w:rPr>
+                <w:rFonts w:eastAsia="Times New Roman" w:cs="Times New Roman" w:ascii="Calibri" w:hAnsi="Calibri"/>
+                <w:color w:val="auto"/>
+                <w:sz w:val="20"/>
+                <w:szCs w:val="20"/>
+                <w:lang w:val="en-US"/>
+              </w:rPr>
+            </w:r>
+          </w:p>
+        </w:tc>
+        <w:tc>
+          <w:tcPr>
+            <w:tcW w:w="676" w:type="dxa"/>
+            <w:tcBorders>
+              <w:bottom w:val="single" w:sz="8" w:space="0" w:color="000000"/>
+            </w:tcBorders>
+            <w:shd w:color="auto" w:fill="auto" w:val="clear"/>
+            <w:vAlign w:val="bottom"/>
+          </w:tcPr>
+          <w:p>
+            <w:pPr>
+              <w:pStyle w:val="Normal"/>
+              <w:widowControl w:val="false"/>
+              <w:spacing w:lineRule="auto" w:line="480"/>
+              <w:jc w:val="center"/>
+              <w:rPr>
+                <w:rFonts w:ascii="Calibri" w:hAnsi="Calibri" w:eastAsia="Times New Roman" w:cs="Times New Roman"/>
+                <w:color w:val="auto"/>
+                <w:sz w:val="20"/>
+                <w:szCs w:val="20"/>
+                <w:lang w:val="en-US"/>
+              </w:rPr>
+            </w:pPr>
+            <w:r>
+              <w:rPr>
+                <w:rFonts w:eastAsia="Times New Roman" w:cs="Times New Roman" w:ascii="Calibri" w:hAnsi="Calibri"/>
+                <w:color w:val="auto"/>
+                <w:sz w:val="20"/>
+                <w:szCs w:val="20"/>
+                <w:lang w:val="en-US"/>
+              </w:rPr>
+              <w:t>51</w:t>
+            </w:r>
+          </w:p>
+        </w:tc>
+        <w:tc>
+          <w:tcPr>
+            <w:tcW w:w="405" w:type="dxa"/>
             <w:tcBorders>
               <w:bottom w:val="single" w:sz="8" w:space="0" w:color="000000"/>
             </w:tcBorders>
@@ -9224,75 +9001,6 @@
                 <w:szCs w:val="20"/>
                 <w:lang w:val="en-US"/>
               </w:rPr>
-              <w:t>51</w:t>
-            </w:r>
-          </w:p>
-        </w:tc>
-        <w:tc>
-          <w:tcPr>
-            <w:tcW w:w="404" w:type="dxa"/>
-            <w:tcBorders>
-              <w:bottom w:val="single" w:sz="8" w:space="0" w:color="000000"/>
-            </w:tcBorders>
-            <w:shd w:color="auto" w:fill="auto" w:val="clear"/>
-            <w:vAlign w:val="bottom"/>
-          </w:tcPr>
-          <w:p>
-            <w:pPr>
-              <w:pStyle w:val="Normal"/>
-              <w:widowControl w:val="false"/>
-              <w:spacing w:lineRule="auto" w:line="480"/>
-              <w:jc w:val="center"/>
-              <w:rPr>
-                <w:rFonts w:ascii="Calibri" w:hAnsi="Calibri" w:eastAsia="Times New Roman" w:cs="Times New Roman"/>
-                <w:color w:val="auto"/>
-                <w:sz w:val="20"/>
-                <w:szCs w:val="20"/>
-                <w:lang w:val="en-US"/>
-              </w:rPr>
-            </w:pPr>
-            <w:r>
-              <w:rPr>
-                <w:rFonts w:eastAsia="Times New Roman" w:cs="Times New Roman" w:ascii="Calibri" w:hAnsi="Calibri"/>
-                <w:color w:val="auto"/>
-                <w:sz w:val="20"/>
-                <w:szCs w:val="20"/>
-                <w:lang w:val="en-US"/>
-              </w:rPr>
-            </w:r>
-          </w:p>
-        </w:tc>
-        <w:tc>
-          <w:tcPr>
-            <w:tcW w:w="677" w:type="dxa"/>
-            <w:tcBorders>
-              <w:bottom w:val="single" w:sz="8" w:space="0" w:color="000000"/>
-            </w:tcBorders>
-            <w:shd w:color="auto" w:fill="auto" w:val="clear"/>
-            <w:vAlign w:val="bottom"/>
-          </w:tcPr>
-          <w:p>
-            <w:pPr>
-              <w:pStyle w:val="Normal"/>
-              <w:widowControl w:val="false"/>
-              <w:spacing w:lineRule="auto" w:line="480"/>
-              <w:jc w:val="center"/>
-              <w:rPr>
-                <w:rFonts w:ascii="Calibri" w:hAnsi="Calibri" w:eastAsia="Times New Roman" w:cs="Times New Roman"/>
-                <w:color w:val="auto"/>
-                <w:sz w:val="20"/>
-                <w:szCs w:val="20"/>
-                <w:lang w:val="en-US"/>
-              </w:rPr>
-            </w:pPr>
-            <w:r>
-              <w:rPr>
-                <w:rFonts w:eastAsia="Times New Roman" w:cs="Times New Roman" w:ascii="Calibri" w:hAnsi="Calibri"/>
-                <w:color w:val="auto"/>
-                <w:sz w:val="20"/>
-                <w:szCs w:val="20"/>
-                <w:lang w:val="en-US"/>
-              </w:rPr>
               <w:t>14</w:t>
             </w:r>
           </w:p>
@@ -9575,7 +9283,7 @@
         </w:tc>
         <w:tc>
           <w:tcPr>
-            <w:tcW w:w="264" w:type="dxa"/>
+            <w:tcW w:w="263" w:type="dxa"/>
             <w:tcBorders>
               <w:bottom w:val="single" w:sz="8" w:space="0" w:color="000000"/>
             </w:tcBorders>
@@ -9609,7 +9317,7 @@
         </w:tc>
         <w:tc>
           <w:tcPr>
-            <w:tcW w:w="680" w:type="dxa"/>
+            <w:tcW w:w="681" w:type="dxa"/>
             <w:tcBorders>
               <w:bottom w:val="single" w:sz="8" w:space="0" w:color="000000"/>
             </w:tcBorders>
@@ -9681,7 +9389,7 @@
         </w:tc>
         <w:tc>
           <w:tcPr>
-            <w:tcW w:w="1179" w:type="dxa"/>
+            <w:tcW w:w="1178" w:type="dxa"/>
             <w:tcBorders/>
             <w:shd w:color="auto" w:fill="auto" w:val="clear"/>
             <w:vAlign w:val="bottom"/>
@@ -9747,7 +9455,72 @@
         </w:tc>
         <w:tc>
           <w:tcPr>
-            <w:tcW w:w="267" w:type="dxa"/>
+            <w:tcW w:w="268" w:type="dxa"/>
+            <w:tcBorders/>
+            <w:shd w:color="auto" w:fill="auto" w:val="clear"/>
+            <w:vAlign w:val="bottom"/>
+          </w:tcPr>
+          <w:p>
+            <w:pPr>
+              <w:pStyle w:val="Normal"/>
+              <w:widowControl w:val="false"/>
+              <w:spacing w:lineRule="auto" w:line="480"/>
+              <w:jc w:val="center"/>
+              <w:rPr>
+                <w:rFonts w:ascii="Times New Roman" w:hAnsi="Times New Roman" w:eastAsia="Times New Roman" w:cs="Times New Roman"/>
+                <w:color w:val="auto"/>
+                <w:sz w:val="20"/>
+                <w:szCs w:val="20"/>
+                <w:lang w:val="en-US"/>
+              </w:rPr>
+            </w:pPr>
+            <w:r>
+              <w:rPr>
+                <w:rFonts w:eastAsia="Times New Roman" w:cs="Times New Roman" w:ascii="Times New Roman" w:hAnsi="Times New Roman"/>
+                <w:color w:val="auto"/>
+                <w:sz w:val="20"/>
+                <w:szCs w:val="20"/>
+                <w:lang w:val="en-US"/>
+              </w:rPr>
+            </w:r>
+          </w:p>
+        </w:tc>
+        <w:tc>
+          <w:tcPr>
+            <w:tcW w:w="676" w:type="dxa"/>
+            <w:tcBorders/>
+            <w:shd w:color="auto" w:fill="auto" w:val="clear"/>
+            <w:vAlign w:val="bottom"/>
+          </w:tcPr>
+          <w:p>
+            <w:pPr>
+              <w:pStyle w:val="Normal"/>
+              <w:widowControl w:val="false"/>
+              <w:spacing w:lineRule="auto" w:line="480"/>
+              <w:jc w:val="center"/>
+              <w:rPr>
+                <w:rFonts w:ascii="Times New Roman" w:hAnsi="Times New Roman" w:eastAsia="Times New Roman" w:cs="Times New Roman"/>
+                <w:color w:val="auto"/>
+                <w:sz w:val="20"/>
+                <w:szCs w:val="20"/>
+                <w:lang w:val="en-US"/>
+              </w:rPr>
+            </w:pPr>
+            <w:r>
+              <w:rPr>
+                <w:rFonts w:eastAsia="Times New Roman" w:cs="Times New Roman" w:ascii="Times New Roman" w:hAnsi="Times New Roman"/>
+                <w:color w:val="auto"/>
+                <w:sz w:val="20"/>
+                <w:szCs w:val="20"/>
+                <w:lang w:val="en-US"/>
+              </w:rPr>
+              <w:t>4.4</w:t>
+            </w:r>
+          </w:p>
+        </w:tc>
+        <w:tc>
+          <w:tcPr>
+            <w:tcW w:w="405" w:type="dxa"/>
             <w:tcBorders/>
             <w:shd w:color="auto" w:fill="auto" w:val="clear"/>
             <w:vAlign w:val="bottom"/>
@@ -9806,71 +9579,6 @@
                 <w:szCs w:val="20"/>
                 <w:lang w:val="en-US"/>
               </w:rPr>
-              <w:t>4.4</w:t>
-            </w:r>
-          </w:p>
-        </w:tc>
-        <w:tc>
-          <w:tcPr>
-            <w:tcW w:w="404" w:type="dxa"/>
-            <w:tcBorders/>
-            <w:shd w:color="auto" w:fill="auto" w:val="clear"/>
-            <w:vAlign w:val="bottom"/>
-          </w:tcPr>
-          <w:p>
-            <w:pPr>
-              <w:pStyle w:val="Normal"/>
-              <w:widowControl w:val="false"/>
-              <w:spacing w:lineRule="auto" w:line="480"/>
-              <w:jc w:val="center"/>
-              <w:rPr>
-                <w:rFonts w:ascii="Times New Roman" w:hAnsi="Times New Roman" w:eastAsia="Times New Roman" w:cs="Times New Roman"/>
-                <w:color w:val="auto"/>
-                <w:sz w:val="20"/>
-                <w:szCs w:val="20"/>
-                <w:lang w:val="en-US"/>
-              </w:rPr>
-            </w:pPr>
-            <w:r>
-              <w:rPr>
-                <w:rFonts w:eastAsia="Times New Roman" w:cs="Times New Roman" w:ascii="Times New Roman" w:hAnsi="Times New Roman"/>
-                <w:color w:val="auto"/>
-                <w:sz w:val="20"/>
-                <w:szCs w:val="20"/>
-                <w:lang w:val="en-US"/>
-              </w:rPr>
-            </w:r>
-          </w:p>
-        </w:tc>
-        <w:tc>
-          <w:tcPr>
-            <w:tcW w:w="677" w:type="dxa"/>
-            <w:tcBorders/>
-            <w:shd w:color="auto" w:fill="auto" w:val="clear"/>
-            <w:vAlign w:val="bottom"/>
-          </w:tcPr>
-          <w:p>
-            <w:pPr>
-              <w:pStyle w:val="Normal"/>
-              <w:widowControl w:val="false"/>
-              <w:spacing w:lineRule="auto" w:line="480"/>
-              <w:jc w:val="center"/>
-              <w:rPr>
-                <w:rFonts w:ascii="Times New Roman" w:hAnsi="Times New Roman" w:eastAsia="Times New Roman" w:cs="Times New Roman"/>
-                <w:color w:val="auto"/>
-                <w:sz w:val="20"/>
-                <w:szCs w:val="20"/>
-                <w:lang w:val="en-US"/>
-              </w:rPr>
-            </w:pPr>
-            <w:r>
-              <w:rPr>
-                <w:rFonts w:eastAsia="Times New Roman" w:cs="Times New Roman" w:ascii="Times New Roman" w:hAnsi="Times New Roman"/>
-                <w:color w:val="auto"/>
-                <w:sz w:val="20"/>
-                <w:szCs w:val="20"/>
-                <w:lang w:val="en-US"/>
-              </w:rPr>
               <w:t>3</w:t>
             </w:r>
           </w:p>
@@ -10137,7 +9845,7 @@
         </w:tc>
         <w:tc>
           <w:tcPr>
-            <w:tcW w:w="264" w:type="dxa"/>
+            <w:tcW w:w="263" w:type="dxa"/>
             <w:tcBorders/>
             <w:shd w:color="auto" w:fill="auto" w:val="clear"/>
             <w:vAlign w:val="bottom"/>
@@ -10169,7 +9877,7 @@
         </w:tc>
         <w:tc>
           <w:tcPr>
-            <w:tcW w:w="680" w:type="dxa"/>
+            <w:tcW w:w="681" w:type="dxa"/>
             <w:tcBorders/>
             <w:shd w:color="auto" w:fill="auto" w:val="clear"/>
             <w:vAlign w:val="bottom"/>
@@ -10245,7 +9953,7 @@
         </w:tc>
         <w:tc>
           <w:tcPr>
-            <w:tcW w:w="1179" w:type="dxa"/>
+            <w:tcW w:w="1178" w:type="dxa"/>
             <w:tcBorders/>
             <w:shd w:color="auto" w:fill="auto" w:val="clear"/>
             <w:vAlign w:val="bottom"/>
@@ -10311,7 +10019,72 @@
         </w:tc>
         <w:tc>
           <w:tcPr>
-            <w:tcW w:w="267" w:type="dxa"/>
+            <w:tcW w:w="268" w:type="dxa"/>
+            <w:tcBorders/>
+            <w:shd w:color="auto" w:fill="auto" w:val="clear"/>
+            <w:vAlign w:val="bottom"/>
+          </w:tcPr>
+          <w:p>
+            <w:pPr>
+              <w:pStyle w:val="Normal"/>
+              <w:widowControl w:val="false"/>
+              <w:spacing w:lineRule="auto" w:line="480"/>
+              <w:jc w:val="center"/>
+              <w:rPr>
+                <w:rFonts w:ascii="Times New Roman" w:hAnsi="Times New Roman" w:eastAsia="Times New Roman" w:cs="Times New Roman"/>
+                <w:color w:val="auto"/>
+                <w:sz w:val="20"/>
+                <w:szCs w:val="20"/>
+                <w:lang w:val="en-US"/>
+              </w:rPr>
+            </w:pPr>
+            <w:r>
+              <w:rPr>
+                <w:rFonts w:eastAsia="Times New Roman" w:cs="Times New Roman" w:ascii="Times New Roman" w:hAnsi="Times New Roman"/>
+                <w:color w:val="auto"/>
+                <w:sz w:val="20"/>
+                <w:szCs w:val="20"/>
+                <w:lang w:val="en-US"/>
+              </w:rPr>
+            </w:r>
+          </w:p>
+        </w:tc>
+        <w:tc>
+          <w:tcPr>
+            <w:tcW w:w="676" w:type="dxa"/>
+            <w:tcBorders/>
+            <w:shd w:color="auto" w:fill="auto" w:val="clear"/>
+            <w:vAlign w:val="bottom"/>
+          </w:tcPr>
+          <w:p>
+            <w:pPr>
+              <w:pStyle w:val="Normal"/>
+              <w:widowControl w:val="false"/>
+              <w:spacing w:lineRule="auto" w:line="480"/>
+              <w:jc w:val="center"/>
+              <w:rPr>
+                <w:rFonts w:ascii="Times New Roman" w:hAnsi="Times New Roman" w:eastAsia="Times New Roman" w:cs="Times New Roman"/>
+                <w:color w:val="auto"/>
+                <w:sz w:val="20"/>
+                <w:szCs w:val="20"/>
+                <w:lang w:val="en-US"/>
+              </w:rPr>
+            </w:pPr>
+            <w:r>
+              <w:rPr>
+                <w:rFonts w:eastAsia="Times New Roman" w:cs="Times New Roman" w:ascii="Times New Roman" w:hAnsi="Times New Roman"/>
+                <w:color w:val="auto"/>
+                <w:sz w:val="20"/>
+                <w:szCs w:val="20"/>
+                <w:lang w:val="en-US"/>
+              </w:rPr>
+              <w:t>4.34</w:t>
+            </w:r>
+          </w:p>
+        </w:tc>
+        <w:tc>
+          <w:tcPr>
+            <w:tcW w:w="405" w:type="dxa"/>
             <w:tcBorders/>
             <w:shd w:color="auto" w:fill="auto" w:val="clear"/>
             <w:vAlign w:val="bottom"/>
@@ -10370,71 +10143,6 @@
                 <w:szCs w:val="20"/>
                 <w:lang w:val="en-US"/>
               </w:rPr>
-              <w:t>4.34</w:t>
-            </w:r>
-          </w:p>
-        </w:tc>
-        <w:tc>
-          <w:tcPr>
-            <w:tcW w:w="404" w:type="dxa"/>
-            <w:tcBorders/>
-            <w:shd w:color="auto" w:fill="auto" w:val="clear"/>
-            <w:vAlign w:val="bottom"/>
-          </w:tcPr>
-          <w:p>
-            <w:pPr>
-              <w:pStyle w:val="Normal"/>
-              <w:widowControl w:val="false"/>
-              <w:spacing w:lineRule="auto" w:line="480"/>
-              <w:jc w:val="center"/>
-              <w:rPr>
-                <w:rFonts w:ascii="Times New Roman" w:hAnsi="Times New Roman" w:eastAsia="Times New Roman" w:cs="Times New Roman"/>
-                <w:color w:val="auto"/>
-                <w:sz w:val="20"/>
-                <w:szCs w:val="20"/>
-                <w:lang w:val="en-US"/>
-              </w:rPr>
-            </w:pPr>
-            <w:r>
-              <w:rPr>
-                <w:rFonts w:eastAsia="Times New Roman" w:cs="Times New Roman" w:ascii="Times New Roman" w:hAnsi="Times New Roman"/>
-                <w:color w:val="auto"/>
-                <w:sz w:val="20"/>
-                <w:szCs w:val="20"/>
-                <w:lang w:val="en-US"/>
-              </w:rPr>
-            </w:r>
-          </w:p>
-        </w:tc>
-        <w:tc>
-          <w:tcPr>
-            <w:tcW w:w="677" w:type="dxa"/>
-            <w:tcBorders/>
-            <w:shd w:color="auto" w:fill="auto" w:val="clear"/>
-            <w:vAlign w:val="bottom"/>
-          </w:tcPr>
-          <w:p>
-            <w:pPr>
-              <w:pStyle w:val="Normal"/>
-              <w:widowControl w:val="false"/>
-              <w:spacing w:lineRule="auto" w:line="480"/>
-              <w:jc w:val="center"/>
-              <w:rPr>
-                <w:rFonts w:ascii="Times New Roman" w:hAnsi="Times New Roman" w:eastAsia="Times New Roman" w:cs="Times New Roman"/>
-                <w:color w:val="auto"/>
-                <w:sz w:val="20"/>
-                <w:szCs w:val="20"/>
-                <w:lang w:val="en-US"/>
-              </w:rPr>
-            </w:pPr>
-            <w:r>
-              <w:rPr>
-                <w:rFonts w:eastAsia="Times New Roman" w:cs="Times New Roman" w:ascii="Times New Roman" w:hAnsi="Times New Roman"/>
-                <w:color w:val="auto"/>
-                <w:sz w:val="20"/>
-                <w:szCs w:val="20"/>
-                <w:lang w:val="en-US"/>
-              </w:rPr>
               <w:t>5.61</w:t>
             </w:r>
           </w:p>
@@ -10701,7 +10409,7 @@
         </w:tc>
         <w:tc>
           <w:tcPr>
-            <w:tcW w:w="264" w:type="dxa"/>
+            <w:tcW w:w="263" w:type="dxa"/>
             <w:tcBorders/>
             <w:shd w:color="auto" w:fill="auto" w:val="clear"/>
             <w:vAlign w:val="bottom"/>
@@ -10733,7 +10441,7 @@
         </w:tc>
         <w:tc>
           <w:tcPr>
-            <w:tcW w:w="680" w:type="dxa"/>
+            <w:tcW w:w="681" w:type="dxa"/>
             <w:tcBorders/>
             <w:shd w:color="auto" w:fill="auto" w:val="clear"/>
             <w:vAlign w:val="bottom"/>
@@ -10805,7 +10513,7 @@
         </w:tc>
         <w:tc>
           <w:tcPr>
-            <w:tcW w:w="1179" w:type="dxa"/>
+            <w:tcW w:w="1178" w:type="dxa"/>
             <w:tcBorders>
               <w:bottom w:val="single" w:sz="8" w:space="0" w:color="000000"/>
             </w:tcBorders>
@@ -10880,7 +10588,76 @@
         </w:tc>
         <w:tc>
           <w:tcPr>
-            <w:tcW w:w="267" w:type="dxa"/>
+            <w:tcW w:w="268" w:type="dxa"/>
+            <w:tcBorders>
+              <w:bottom w:val="single" w:sz="8" w:space="0" w:color="000000"/>
+            </w:tcBorders>
+            <w:shd w:color="auto" w:fill="auto" w:val="clear"/>
+            <w:vAlign w:val="bottom"/>
+          </w:tcPr>
+          <w:p>
+            <w:pPr>
+              <w:pStyle w:val="Normal"/>
+              <w:widowControl w:val="false"/>
+              <w:spacing w:lineRule="auto" w:line="480"/>
+              <w:jc w:val="center"/>
+              <w:rPr>
+                <w:rFonts w:ascii="Calibri" w:hAnsi="Calibri" w:eastAsia="Times New Roman" w:cs="Times New Roman"/>
+                <w:color w:val="auto"/>
+                <w:sz w:val="20"/>
+                <w:szCs w:val="20"/>
+                <w:lang w:val="en-US"/>
+              </w:rPr>
+            </w:pPr>
+            <w:r>
+              <w:rPr>
+                <w:rFonts w:eastAsia="Times New Roman" w:cs="Times New Roman" w:ascii="Calibri" w:hAnsi="Calibri"/>
+                <w:color w:val="auto"/>
+                <w:sz w:val="20"/>
+                <w:szCs w:val="20"/>
+                <w:lang w:val="en-US"/>
+              </w:rPr>
+            </w:r>
+          </w:p>
+        </w:tc>
+        <w:tc>
+          <w:tcPr>
+            <w:tcW w:w="676" w:type="dxa"/>
+            <w:tcBorders>
+              <w:bottom w:val="single" w:sz="8" w:space="0" w:color="000000"/>
+            </w:tcBorders>
+            <w:shd w:color="auto" w:fill="auto" w:val="clear"/>
+            <w:vAlign w:val="bottom"/>
+          </w:tcPr>
+          <w:p>
+            <w:pPr>
+              <w:pStyle w:val="Normal"/>
+              <w:widowControl w:val="false"/>
+              <w:spacing w:lineRule="auto" w:line="480"/>
+              <w:jc w:val="center"/>
+              <w:rPr>
+                <w:rFonts w:ascii="Calibri" w:hAnsi="Calibri" w:eastAsia="Times New Roman" w:cs="Times New Roman"/>
+                <w:color w:val="auto"/>
+                <w:sz w:val="20"/>
+                <w:szCs w:val="20"/>
+                <w:lang w:val="en-US"/>
+              </w:rPr>
+            </w:pPr>
+            <w:r>
+              <w:rPr>
+                <w:rFonts w:eastAsia="Times New Roman" w:cs="Times New Roman" w:ascii="Calibri" w:hAnsi="Calibri"/>
+                <w:color w:val="auto"/>
+                <w:sz w:val="20"/>
+                <w:szCs w:val="20"/>
+                <w:lang w:val="en-US"/>
+              </w:rPr>
+              <w:t>22</w:t>
+            </w:r>
+          </w:p>
+        </w:tc>
+        <w:tc>
+          <w:tcPr>
+            <w:tcW w:w="405" w:type="dxa"/>
             <w:tcBorders>
               <w:bottom w:val="single" w:sz="8" w:space="0" w:color="000000"/>
             </w:tcBorders>
@@ -10943,75 +10720,6 @@
                 <w:szCs w:val="20"/>
                 <w:lang w:val="en-US"/>
               </w:rPr>
-              <w:t>22</w:t>
-            </w:r>
-          </w:p>
-        </w:tc>
-        <w:tc>
-          <w:tcPr>
-            <w:tcW w:w="404" w:type="dxa"/>
-            <w:tcBorders>
-              <w:bottom w:val="single" w:sz="8" w:space="0" w:color="000000"/>
-            </w:tcBorders>
-            <w:shd w:color="auto" w:fill="auto" w:val="clear"/>
-            <w:vAlign w:val="bottom"/>
-          </w:tcPr>
-          <w:p>
-            <w:pPr>
-              <w:pStyle w:val="Normal"/>
-              <w:widowControl w:val="false"/>
-              <w:spacing w:lineRule="auto" w:line="480"/>
-              <w:jc w:val="center"/>
-              <w:rPr>
-                <w:rFonts w:ascii="Calibri" w:hAnsi="Calibri" w:eastAsia="Times New Roman" w:cs="Times New Roman"/>
-                <w:color w:val="auto"/>
-                <w:sz w:val="20"/>
-                <w:szCs w:val="20"/>
-                <w:lang w:val="en-US"/>
-              </w:rPr>
-            </w:pPr>
-            <w:r>
-              <w:rPr>
-                <w:rFonts w:eastAsia="Times New Roman" w:cs="Times New Roman" w:ascii="Calibri" w:hAnsi="Calibri"/>
-                <w:color w:val="auto"/>
-                <w:sz w:val="20"/>
-                <w:szCs w:val="20"/>
-                <w:lang w:val="en-US"/>
-              </w:rPr>
-            </w:r>
-          </w:p>
-        </w:tc>
-        <w:tc>
-          <w:tcPr>
-            <w:tcW w:w="677" w:type="dxa"/>
-            <w:tcBorders>
-              <w:bottom w:val="single" w:sz="8" w:space="0" w:color="000000"/>
-            </w:tcBorders>
-            <w:shd w:color="auto" w:fill="auto" w:val="clear"/>
-            <w:vAlign w:val="bottom"/>
-          </w:tcPr>
-          <w:p>
-            <w:pPr>
-              <w:pStyle w:val="Normal"/>
-              <w:widowControl w:val="false"/>
-              <w:spacing w:lineRule="auto" w:line="480"/>
-              <w:jc w:val="center"/>
-              <w:rPr>
-                <w:rFonts w:ascii="Calibri" w:hAnsi="Calibri" w:eastAsia="Times New Roman" w:cs="Times New Roman"/>
-                <w:color w:val="auto"/>
-                <w:sz w:val="20"/>
-                <w:szCs w:val="20"/>
-                <w:lang w:val="en-US"/>
-              </w:rPr>
-            </w:pPr>
-            <w:r>
-              <w:rPr>
-                <w:rFonts w:eastAsia="Times New Roman" w:cs="Times New Roman" w:ascii="Calibri" w:hAnsi="Calibri"/>
-                <w:color w:val="auto"/>
-                <w:sz w:val="20"/>
-                <w:szCs w:val="20"/>
-                <w:lang w:val="en-US"/>
-              </w:rPr>
               <w:t>15</w:t>
             </w:r>
           </w:p>
@@ -11294,7 +11002,7 @@
         </w:tc>
         <w:tc>
           <w:tcPr>
-            <w:tcW w:w="264" w:type="dxa"/>
+            <w:tcW w:w="263" w:type="dxa"/>
             <w:tcBorders>
               <w:bottom w:val="single" w:sz="8" w:space="0" w:color="000000"/>
             </w:tcBorders>
@@ -11328,7 +11036,7 @@
         </w:tc>
         <w:tc>
           <w:tcPr>
-            <w:tcW w:w="680" w:type="dxa"/>
+            <w:tcW w:w="681" w:type="dxa"/>
             <w:tcBorders>
               <w:bottom w:val="single" w:sz="8" w:space="0" w:color="000000"/>
             </w:tcBorders>
@@ -11400,7 +11108,7 @@
         </w:tc>
         <w:tc>
           <w:tcPr>
-            <w:tcW w:w="1179" w:type="dxa"/>
+            <w:tcW w:w="1178" w:type="dxa"/>
             <w:tcBorders/>
             <w:shd w:color="auto" w:fill="auto" w:val="clear"/>
             <w:vAlign w:val="bottom"/>
@@ -11466,7 +11174,72 @@
         </w:tc>
         <w:tc>
           <w:tcPr>
-            <w:tcW w:w="267" w:type="dxa"/>
+            <w:tcW w:w="268" w:type="dxa"/>
+            <w:tcBorders/>
+            <w:shd w:color="auto" w:fill="auto" w:val="clear"/>
+            <w:vAlign w:val="bottom"/>
+          </w:tcPr>
+          <w:p>
+            <w:pPr>
+              <w:pStyle w:val="Normal"/>
+              <w:widowControl w:val="false"/>
+              <w:spacing w:lineRule="auto" w:line="480"/>
+              <w:jc w:val="center"/>
+              <w:rPr>
+                <w:rFonts w:ascii="Times New Roman" w:hAnsi="Times New Roman" w:eastAsia="Times New Roman" w:cs="Times New Roman"/>
+                <w:color w:val="auto"/>
+                <w:sz w:val="20"/>
+                <w:szCs w:val="20"/>
+                <w:lang w:val="en-US"/>
+              </w:rPr>
+            </w:pPr>
+            <w:r>
+              <w:rPr>
+                <w:rFonts w:eastAsia="Times New Roman" w:cs="Times New Roman" w:ascii="Times New Roman" w:hAnsi="Times New Roman"/>
+                <w:color w:val="auto"/>
+                <w:sz w:val="20"/>
+                <w:szCs w:val="20"/>
+                <w:lang w:val="en-US"/>
+              </w:rPr>
+            </w:r>
+          </w:p>
+        </w:tc>
+        <w:tc>
+          <w:tcPr>
+            <w:tcW w:w="676" w:type="dxa"/>
+            <w:tcBorders/>
+            <w:shd w:color="auto" w:fill="auto" w:val="clear"/>
+            <w:vAlign w:val="bottom"/>
+          </w:tcPr>
+          <w:p>
+            <w:pPr>
+              <w:pStyle w:val="Normal"/>
+              <w:widowControl w:val="false"/>
+              <w:spacing w:lineRule="auto" w:line="480"/>
+              <w:jc w:val="center"/>
+              <w:rPr>
+                <w:rFonts w:ascii="Times New Roman" w:hAnsi="Times New Roman" w:eastAsia="Times New Roman" w:cs="Times New Roman"/>
+                <w:color w:val="auto"/>
+                <w:sz w:val="20"/>
+                <w:szCs w:val="20"/>
+                <w:lang w:val="en-US"/>
+              </w:rPr>
+            </w:pPr>
+            <w:r>
+              <w:rPr>
+                <w:rFonts w:eastAsia="Times New Roman" w:cs="Times New Roman" w:ascii="Times New Roman" w:hAnsi="Times New Roman"/>
+                <w:color w:val="auto"/>
+                <w:sz w:val="20"/>
+                <w:szCs w:val="20"/>
+                <w:lang w:val="en-US"/>
+              </w:rPr>
+              <w:t>69.4</w:t>
+            </w:r>
+          </w:p>
+        </w:tc>
+        <w:tc>
+          <w:tcPr>
+            <w:tcW w:w="405" w:type="dxa"/>
             <w:tcBorders/>
             <w:shd w:color="auto" w:fill="auto" w:val="clear"/>
             <w:vAlign w:val="bottom"/>
@@ -11525,71 +11298,6 @@
                 <w:szCs w:val="20"/>
                 <w:lang w:val="en-US"/>
               </w:rPr>
-              <w:t>69.4</w:t>
-            </w:r>
-          </w:p>
-        </w:tc>
-        <w:tc>
-          <w:tcPr>
-            <w:tcW w:w="404" w:type="dxa"/>
-            <w:tcBorders/>
-            <w:shd w:color="auto" w:fill="auto" w:val="clear"/>
-            <w:vAlign w:val="bottom"/>
-          </w:tcPr>
-          <w:p>
-            <w:pPr>
-              <w:pStyle w:val="Normal"/>
-              <w:widowControl w:val="false"/>
-              <w:spacing w:lineRule="auto" w:line="480"/>
-              <w:jc w:val="center"/>
-              <w:rPr>
-                <w:rFonts w:ascii="Times New Roman" w:hAnsi="Times New Roman" w:eastAsia="Times New Roman" w:cs="Times New Roman"/>
-                <w:color w:val="auto"/>
-                <w:sz w:val="20"/>
-                <w:szCs w:val="20"/>
-                <w:lang w:val="en-US"/>
-              </w:rPr>
-            </w:pPr>
-            <w:r>
-              <w:rPr>
-                <w:rFonts w:eastAsia="Times New Roman" w:cs="Times New Roman" w:ascii="Times New Roman" w:hAnsi="Times New Roman"/>
-                <w:color w:val="auto"/>
-                <w:sz w:val="20"/>
-                <w:szCs w:val="20"/>
-                <w:lang w:val="en-US"/>
-              </w:rPr>
-            </w:r>
-          </w:p>
-        </w:tc>
-        <w:tc>
-          <w:tcPr>
-            <w:tcW w:w="677" w:type="dxa"/>
-            <w:tcBorders/>
-            <w:shd w:color="auto" w:fill="auto" w:val="clear"/>
-            <w:vAlign w:val="bottom"/>
-          </w:tcPr>
-          <w:p>
-            <w:pPr>
-              <w:pStyle w:val="Normal"/>
-              <w:widowControl w:val="false"/>
-              <w:spacing w:lineRule="auto" w:line="480"/>
-              <w:jc w:val="center"/>
-              <w:rPr>
-                <w:rFonts w:ascii="Times New Roman" w:hAnsi="Times New Roman" w:eastAsia="Times New Roman" w:cs="Times New Roman"/>
-                <w:color w:val="auto"/>
-                <w:sz w:val="20"/>
-                <w:szCs w:val="20"/>
-                <w:lang w:val="en-US"/>
-              </w:rPr>
-            </w:pPr>
-            <w:r>
-              <w:rPr>
-                <w:rFonts w:eastAsia="Times New Roman" w:cs="Times New Roman" w:ascii="Times New Roman" w:hAnsi="Times New Roman"/>
-                <w:color w:val="auto"/>
-                <w:sz w:val="20"/>
-                <w:szCs w:val="20"/>
-                <w:lang w:val="en-US"/>
-              </w:rPr>
               <w:t>43</w:t>
             </w:r>
           </w:p>
@@ -11856,7 +11564,7 @@
         </w:tc>
         <w:tc>
           <w:tcPr>
-            <w:tcW w:w="264" w:type="dxa"/>
+            <w:tcW w:w="263" w:type="dxa"/>
             <w:tcBorders/>
             <w:shd w:color="auto" w:fill="auto" w:val="clear"/>
             <w:vAlign w:val="bottom"/>
@@ -11888,7 +11596,7 @@
         </w:tc>
         <w:tc>
           <w:tcPr>
-            <w:tcW w:w="680" w:type="dxa"/>
+            <w:tcW w:w="681" w:type="dxa"/>
             <w:tcBorders/>
             <w:shd w:color="auto" w:fill="auto" w:val="clear"/>
             <w:vAlign w:val="bottom"/>
@@ -11966,7 +11674,7 @@
         </w:tc>
         <w:tc>
           <w:tcPr>
-            <w:tcW w:w="1179" w:type="dxa"/>
+            <w:tcW w:w="1178" w:type="dxa"/>
             <w:tcBorders/>
             <w:shd w:color="auto" w:fill="auto" w:val="clear"/>
             <w:vAlign w:val="bottom"/>
@@ -12032,7 +11740,72 @@
         </w:tc>
         <w:tc>
           <w:tcPr>
-            <w:tcW w:w="267" w:type="dxa"/>
+            <w:tcW w:w="268" w:type="dxa"/>
+            <w:tcBorders/>
+            <w:shd w:color="auto" w:fill="auto" w:val="clear"/>
+            <w:vAlign w:val="bottom"/>
+          </w:tcPr>
+          <w:p>
+            <w:pPr>
+              <w:pStyle w:val="Normal"/>
+              <w:widowControl w:val="false"/>
+              <w:spacing w:lineRule="auto" w:line="480"/>
+              <w:jc w:val="center"/>
+              <w:rPr>
+                <w:rFonts w:ascii="Times New Roman" w:hAnsi="Times New Roman" w:eastAsia="Times New Roman" w:cs="Times New Roman"/>
+                <w:color w:val="auto"/>
+                <w:sz w:val="20"/>
+                <w:szCs w:val="20"/>
+                <w:lang w:val="en-US"/>
+              </w:rPr>
+            </w:pPr>
+            <w:r>
+              <w:rPr>
+                <w:rFonts w:eastAsia="Times New Roman" w:cs="Times New Roman" w:ascii="Times New Roman" w:hAnsi="Times New Roman"/>
+                <w:color w:val="auto"/>
+                <w:sz w:val="20"/>
+                <w:szCs w:val="20"/>
+                <w:lang w:val="en-US"/>
+              </w:rPr>
+            </w:r>
+          </w:p>
+        </w:tc>
+        <w:tc>
+          <w:tcPr>
+            <w:tcW w:w="676" w:type="dxa"/>
+            <w:tcBorders/>
+            <w:shd w:color="auto" w:fill="auto" w:val="clear"/>
+            <w:vAlign w:val="bottom"/>
+          </w:tcPr>
+          <w:p>
+            <w:pPr>
+              <w:pStyle w:val="Normal"/>
+              <w:widowControl w:val="false"/>
+              <w:spacing w:lineRule="auto" w:line="480"/>
+              <w:jc w:val="center"/>
+              <w:rPr>
+                <w:rFonts w:ascii="Times New Roman" w:hAnsi="Times New Roman" w:eastAsia="Times New Roman" w:cs="Times New Roman"/>
+                <w:color w:val="auto"/>
+                <w:sz w:val="20"/>
+                <w:szCs w:val="20"/>
+                <w:lang w:val="en-US"/>
+              </w:rPr>
+            </w:pPr>
+            <w:r>
+              <w:rPr>
+                <w:rFonts w:eastAsia="Times New Roman" w:cs="Times New Roman" w:ascii="Times New Roman" w:hAnsi="Times New Roman"/>
+                <w:color w:val="auto"/>
+                <w:sz w:val="20"/>
+                <w:szCs w:val="20"/>
+                <w:lang w:val="en-US"/>
+              </w:rPr>
+              <w:t>14.06</w:t>
+            </w:r>
+          </w:p>
+        </w:tc>
+        <w:tc>
+          <w:tcPr>
+            <w:tcW w:w="405" w:type="dxa"/>
             <w:tcBorders/>
             <w:shd w:color="auto" w:fill="auto" w:val="clear"/>
             <w:vAlign w:val="bottom"/>
@@ -12091,71 +11864,6 @@
                 <w:szCs w:val="20"/>
                 <w:lang w:val="en-US"/>
               </w:rPr>
-              <w:t>14.06</w:t>
-            </w:r>
-          </w:p>
-        </w:tc>
-        <w:tc>
-          <w:tcPr>
-            <w:tcW w:w="404" w:type="dxa"/>
-            <w:tcBorders/>
-            <w:shd w:color="auto" w:fill="auto" w:val="clear"/>
-            <w:vAlign w:val="bottom"/>
-          </w:tcPr>
-          <w:p>
-            <w:pPr>
-              <w:pStyle w:val="Normal"/>
-              <w:widowControl w:val="false"/>
-              <w:spacing w:lineRule="auto" w:line="480"/>
-              <w:jc w:val="center"/>
-              <w:rPr>
-                <w:rFonts w:ascii="Times New Roman" w:hAnsi="Times New Roman" w:eastAsia="Times New Roman" w:cs="Times New Roman"/>
-                <w:color w:val="auto"/>
-                <w:sz w:val="20"/>
-                <w:szCs w:val="20"/>
-                <w:lang w:val="en-US"/>
-              </w:rPr>
-            </w:pPr>
-            <w:r>
-              <w:rPr>
-                <w:rFonts w:eastAsia="Times New Roman" w:cs="Times New Roman" w:ascii="Times New Roman" w:hAnsi="Times New Roman"/>
-                <w:color w:val="auto"/>
-                <w:sz w:val="20"/>
-                <w:szCs w:val="20"/>
-                <w:lang w:val="en-US"/>
-              </w:rPr>
-            </w:r>
-          </w:p>
-        </w:tc>
-        <w:tc>
-          <w:tcPr>
-            <w:tcW w:w="677" w:type="dxa"/>
-            <w:tcBorders/>
-            <w:shd w:color="auto" w:fill="auto" w:val="clear"/>
-            <w:vAlign w:val="bottom"/>
-          </w:tcPr>
-          <w:p>
-            <w:pPr>
-              <w:pStyle w:val="Normal"/>
-              <w:widowControl w:val="false"/>
-              <w:spacing w:lineRule="auto" w:line="480"/>
-              <w:jc w:val="center"/>
-              <w:rPr>
-                <w:rFonts w:ascii="Times New Roman" w:hAnsi="Times New Roman" w:eastAsia="Times New Roman" w:cs="Times New Roman"/>
-                <w:color w:val="auto"/>
-                <w:sz w:val="20"/>
-                <w:szCs w:val="20"/>
-                <w:lang w:val="en-US"/>
-              </w:rPr>
-            </w:pPr>
-            <w:r>
-              <w:rPr>
-                <w:rFonts w:eastAsia="Times New Roman" w:cs="Times New Roman" w:ascii="Times New Roman" w:hAnsi="Times New Roman"/>
-                <w:color w:val="auto"/>
-                <w:sz w:val="20"/>
-                <w:szCs w:val="20"/>
-                <w:lang w:val="en-US"/>
-              </w:rPr>
               <w:t>7.07</w:t>
             </w:r>
           </w:p>
@@ -12422,7 +12130,7 @@
         </w:tc>
         <w:tc>
           <w:tcPr>
-            <w:tcW w:w="264" w:type="dxa"/>
+            <w:tcW w:w="263" w:type="dxa"/>
             <w:tcBorders/>
             <w:shd w:color="auto" w:fill="auto" w:val="clear"/>
             <w:vAlign w:val="bottom"/>
@@ -12454,7 +12162,7 @@
         </w:tc>
         <w:tc>
           <w:tcPr>
-            <w:tcW w:w="680" w:type="dxa"/>
+            <w:tcW w:w="681" w:type="dxa"/>
             <w:tcBorders/>
             <w:shd w:color="auto" w:fill="auto" w:val="clear"/>
             <w:vAlign w:val="bottom"/>
@@ -12526,7 +12234,7 @@
         </w:tc>
         <w:tc>
           <w:tcPr>
-            <w:tcW w:w="1179" w:type="dxa"/>
+            <w:tcW w:w="1178" w:type="dxa"/>
             <w:tcBorders>
               <w:bottom w:val="single" w:sz="8" w:space="0" w:color="000000"/>
             </w:tcBorders>
@@ -12601,7 +12309,76 @@
         </w:tc>
         <w:tc>
           <w:tcPr>
-            <w:tcW w:w="267" w:type="dxa"/>
+            <w:tcW w:w="268" w:type="dxa"/>
+            <w:tcBorders>
+              <w:bottom w:val="single" w:sz="8" w:space="0" w:color="000000"/>
+            </w:tcBorders>
+            <w:shd w:color="auto" w:fill="auto" w:val="clear"/>
+            <w:vAlign w:val="bottom"/>
+          </w:tcPr>
+          <w:p>
+            <w:pPr>
+              <w:pStyle w:val="Normal"/>
+              <w:widowControl w:val="false"/>
+              <w:spacing w:lineRule="auto" w:line="480"/>
+              <w:jc w:val="center"/>
+              <w:rPr>
+                <w:rFonts w:ascii="Calibri" w:hAnsi="Calibri" w:eastAsia="Times New Roman" w:cs="Times New Roman"/>
+                <w:color w:val="auto"/>
+                <w:sz w:val="20"/>
+                <w:szCs w:val="20"/>
+                <w:lang w:val="en-US"/>
+              </w:rPr>
+            </w:pPr>
+            <w:r>
+              <w:rPr>
+                <w:rFonts w:eastAsia="Times New Roman" w:cs="Times New Roman" w:ascii="Calibri" w:hAnsi="Calibri"/>
+                <w:color w:val="auto"/>
+                <w:sz w:val="20"/>
+                <w:szCs w:val="20"/>
+                <w:lang w:val="en-US"/>
+              </w:rPr>
+            </w:r>
+          </w:p>
+        </w:tc>
+        <w:tc>
+          <w:tcPr>
+            <w:tcW w:w="676" w:type="dxa"/>
+            <w:tcBorders>
+              <w:bottom w:val="single" w:sz="8" w:space="0" w:color="000000"/>
+            </w:tcBorders>
+            <w:shd w:color="auto" w:fill="auto" w:val="clear"/>
+            <w:vAlign w:val="bottom"/>
+          </w:tcPr>
+          <w:p>
+            <w:pPr>
+              <w:pStyle w:val="Normal"/>
+              <w:widowControl w:val="false"/>
+              <w:spacing w:lineRule="auto" w:line="480"/>
+              <w:jc w:val="center"/>
+              <w:rPr>
+                <w:rFonts w:ascii="Calibri" w:hAnsi="Calibri" w:eastAsia="Times New Roman" w:cs="Times New Roman"/>
+                <w:color w:val="auto"/>
+                <w:sz w:val="20"/>
+                <w:szCs w:val="20"/>
+                <w:lang w:val="en-US"/>
+              </w:rPr>
+            </w:pPr>
+            <w:r>
+              <w:rPr>
+                <w:rFonts w:eastAsia="Times New Roman" w:cs="Times New Roman" w:ascii="Calibri" w:hAnsi="Calibri"/>
+                <w:color w:val="auto"/>
+                <w:sz w:val="20"/>
+                <w:szCs w:val="20"/>
+                <w:lang w:val="en-US"/>
+              </w:rPr>
+              <w:t>347</w:t>
+            </w:r>
+          </w:p>
+        </w:tc>
+        <w:tc>
+          <w:tcPr>
+            <w:tcW w:w="405" w:type="dxa"/>
             <w:tcBorders>
               <w:bottom w:val="single" w:sz="8" w:space="0" w:color="000000"/>
             </w:tcBorders>
@@ -12664,75 +12441,6 @@
                 <w:szCs w:val="20"/>
                 <w:lang w:val="en-US"/>
               </w:rPr>
-              <w:t>347</w:t>
-            </w:r>
-          </w:p>
-        </w:tc>
-        <w:tc>
-          <w:tcPr>
-            <w:tcW w:w="404" w:type="dxa"/>
-            <w:tcBorders>
-              <w:bottom w:val="single" w:sz="8" w:space="0" w:color="000000"/>
-            </w:tcBorders>
-            <w:shd w:color="auto" w:fill="auto" w:val="clear"/>
-            <w:vAlign w:val="bottom"/>
-          </w:tcPr>
-          <w:p>
-            <w:pPr>
-              <w:pStyle w:val="Normal"/>
-              <w:widowControl w:val="false"/>
-              <w:spacing w:lineRule="auto" w:line="480"/>
-              <w:jc w:val="center"/>
-              <w:rPr>
-                <w:rFonts w:ascii="Calibri" w:hAnsi="Calibri" w:eastAsia="Times New Roman" w:cs="Times New Roman"/>
-                <w:color w:val="auto"/>
-                <w:sz w:val="20"/>
-                <w:szCs w:val="20"/>
-                <w:lang w:val="en-US"/>
-              </w:rPr>
-            </w:pPr>
-            <w:r>
-              <w:rPr>
-                <w:rFonts w:eastAsia="Times New Roman" w:cs="Times New Roman" w:ascii="Calibri" w:hAnsi="Calibri"/>
-                <w:color w:val="auto"/>
-                <w:sz w:val="20"/>
-                <w:szCs w:val="20"/>
-                <w:lang w:val="en-US"/>
-              </w:rPr>
-            </w:r>
-          </w:p>
-        </w:tc>
-        <w:tc>
-          <w:tcPr>
-            <w:tcW w:w="677" w:type="dxa"/>
-            <w:tcBorders>
-              <w:bottom w:val="single" w:sz="8" w:space="0" w:color="000000"/>
-            </w:tcBorders>
-            <w:shd w:color="auto" w:fill="auto" w:val="clear"/>
-            <w:vAlign w:val="bottom"/>
-          </w:tcPr>
-          <w:p>
-            <w:pPr>
-              <w:pStyle w:val="Normal"/>
-              <w:widowControl w:val="false"/>
-              <w:spacing w:lineRule="auto" w:line="480"/>
-              <w:jc w:val="center"/>
-              <w:rPr>
-                <w:rFonts w:ascii="Calibri" w:hAnsi="Calibri" w:eastAsia="Times New Roman" w:cs="Times New Roman"/>
-                <w:color w:val="auto"/>
-                <w:sz w:val="20"/>
-                <w:szCs w:val="20"/>
-                <w:lang w:val="en-US"/>
-              </w:rPr>
-            </w:pPr>
-            <w:r>
-              <w:rPr>
-                <w:rFonts w:eastAsia="Times New Roman" w:cs="Times New Roman" w:ascii="Calibri" w:hAnsi="Calibri"/>
-                <w:color w:val="auto"/>
-                <w:sz w:val="20"/>
-                <w:szCs w:val="20"/>
-                <w:lang w:val="en-US"/>
-              </w:rPr>
               <w:t>215</w:t>
             </w:r>
           </w:p>
@@ -13015,7 +12723,7 @@
         </w:tc>
         <w:tc>
           <w:tcPr>
-            <w:tcW w:w="264" w:type="dxa"/>
+            <w:tcW w:w="263" w:type="dxa"/>
             <w:tcBorders>
               <w:bottom w:val="single" w:sz="8" w:space="0" w:color="000000"/>
             </w:tcBorders>
@@ -13049,7 +12757,7 @@
         </w:tc>
         <w:tc>
           <w:tcPr>
-            <w:tcW w:w="680" w:type="dxa"/>
+            <w:tcW w:w="681" w:type="dxa"/>
             <w:tcBorders>
               <w:bottom w:val="single" w:sz="8" w:space="0" w:color="000000"/>
             </w:tcBorders>
@@ -13127,7 +12835,7 @@
         </w:tc>
         <w:tc>
           <w:tcPr>
-            <w:tcW w:w="1179" w:type="dxa"/>
+            <w:tcW w:w="1178" w:type="dxa"/>
             <w:tcBorders/>
             <w:shd w:color="auto" w:fill="auto" w:val="clear"/>
             <w:vAlign w:val="bottom"/>
@@ -13193,7 +12901,72 @@
         </w:tc>
         <w:tc>
           <w:tcPr>
-            <w:tcW w:w="267" w:type="dxa"/>
+            <w:tcW w:w="268" w:type="dxa"/>
+            <w:tcBorders/>
+            <w:shd w:color="auto" w:fill="auto" w:val="clear"/>
+            <w:vAlign w:val="bottom"/>
+          </w:tcPr>
+          <w:p>
+            <w:pPr>
+              <w:pStyle w:val="Normal"/>
+              <w:widowControl w:val="false"/>
+              <w:spacing w:lineRule="auto" w:line="480"/>
+              <w:jc w:val="center"/>
+              <w:rPr>
+                <w:rFonts w:ascii="Times New Roman" w:hAnsi="Times New Roman" w:eastAsia="Times New Roman" w:cs="Times New Roman"/>
+                <w:color w:val="auto"/>
+                <w:sz w:val="20"/>
+                <w:szCs w:val="20"/>
+                <w:lang w:val="en-US"/>
+              </w:rPr>
+            </w:pPr>
+            <w:r>
+              <w:rPr>
+                <w:rFonts w:eastAsia="Times New Roman" w:cs="Times New Roman" w:ascii="Times New Roman" w:hAnsi="Times New Roman"/>
+                <w:color w:val="auto"/>
+                <w:sz w:val="20"/>
+                <w:szCs w:val="20"/>
+                <w:lang w:val="en-US"/>
+              </w:rPr>
+            </w:r>
+          </w:p>
+        </w:tc>
+        <w:tc>
+          <w:tcPr>
+            <w:tcW w:w="676" w:type="dxa"/>
+            <w:tcBorders/>
+            <w:shd w:color="auto" w:fill="auto" w:val="clear"/>
+            <w:vAlign w:val="bottom"/>
+          </w:tcPr>
+          <w:p>
+            <w:pPr>
+              <w:pStyle w:val="Normal"/>
+              <w:widowControl w:val="false"/>
+              <w:spacing w:lineRule="auto" w:line="480"/>
+              <w:jc w:val="center"/>
+              <w:rPr>
+                <w:rFonts w:ascii="Times New Roman" w:hAnsi="Times New Roman" w:eastAsia="Times New Roman" w:cs="Times New Roman"/>
+                <w:color w:val="auto"/>
+                <w:sz w:val="20"/>
+                <w:szCs w:val="20"/>
+                <w:lang w:val="en-US"/>
+              </w:rPr>
+            </w:pPr>
+            <w:r>
+              <w:rPr>
+                <w:rFonts w:eastAsia="Times New Roman" w:cs="Times New Roman" w:ascii="Times New Roman" w:hAnsi="Times New Roman"/>
+                <w:color w:val="auto"/>
+                <w:sz w:val="20"/>
+                <w:szCs w:val="20"/>
+                <w:lang w:val="en-US"/>
+              </w:rPr>
+              <w:t>14.1</w:t>
+            </w:r>
+          </w:p>
+        </w:tc>
+        <w:tc>
+          <w:tcPr>
+            <w:tcW w:w="405" w:type="dxa"/>
             <w:tcBorders/>
             <w:shd w:color="auto" w:fill="auto" w:val="clear"/>
             <w:vAlign w:val="bottom"/>
@@ -13252,71 +13025,6 @@
                 <w:szCs w:val="20"/>
                 <w:lang w:val="en-US"/>
               </w:rPr>
-              <w:t>14.1</w:t>
-            </w:r>
-          </w:p>
-        </w:tc>
-        <w:tc>
-          <w:tcPr>
-            <w:tcW w:w="404" w:type="dxa"/>
-            <w:tcBorders/>
-            <w:shd w:color="auto" w:fill="auto" w:val="clear"/>
-            <w:vAlign w:val="bottom"/>
-          </w:tcPr>
-          <w:p>
-            <w:pPr>
-              <w:pStyle w:val="Normal"/>
-              <w:widowControl w:val="false"/>
-              <w:spacing w:lineRule="auto" w:line="480"/>
-              <w:jc w:val="center"/>
-              <w:rPr>
-                <w:rFonts w:ascii="Times New Roman" w:hAnsi="Times New Roman" w:eastAsia="Times New Roman" w:cs="Times New Roman"/>
-                <w:color w:val="auto"/>
-                <w:sz w:val="20"/>
-                <w:szCs w:val="20"/>
-                <w:lang w:val="en-US"/>
-              </w:rPr>
-            </w:pPr>
-            <w:r>
-              <w:rPr>
-                <w:rFonts w:eastAsia="Times New Roman" w:cs="Times New Roman" w:ascii="Times New Roman" w:hAnsi="Times New Roman"/>
-                <w:color w:val="auto"/>
-                <w:sz w:val="20"/>
-                <w:szCs w:val="20"/>
-                <w:lang w:val="en-US"/>
-              </w:rPr>
-            </w:r>
-          </w:p>
-        </w:tc>
-        <w:tc>
-          <w:tcPr>
-            <w:tcW w:w="677" w:type="dxa"/>
-            <w:tcBorders/>
-            <w:shd w:color="auto" w:fill="auto" w:val="clear"/>
-            <w:vAlign w:val="bottom"/>
-          </w:tcPr>
-          <w:p>
-            <w:pPr>
-              <w:pStyle w:val="Normal"/>
-              <w:widowControl w:val="false"/>
-              <w:spacing w:lineRule="auto" w:line="480"/>
-              <w:jc w:val="center"/>
-              <w:rPr>
-                <w:rFonts w:ascii="Times New Roman" w:hAnsi="Times New Roman" w:eastAsia="Times New Roman" w:cs="Times New Roman"/>
-                <w:color w:val="auto"/>
-                <w:sz w:val="20"/>
-                <w:szCs w:val="20"/>
-                <w:lang w:val="en-US"/>
-              </w:rPr>
-            </w:pPr>
-            <w:r>
-              <w:rPr>
-                <w:rFonts w:eastAsia="Times New Roman" w:cs="Times New Roman" w:ascii="Times New Roman" w:hAnsi="Times New Roman"/>
-                <w:color w:val="auto"/>
-                <w:sz w:val="20"/>
-                <w:szCs w:val="20"/>
-                <w:lang w:val="en-US"/>
-              </w:rPr>
               <w:t>6.6</w:t>
             </w:r>
           </w:p>
@@ -13583,7 +13291,7 @@
         </w:tc>
         <w:tc>
           <w:tcPr>
-            <w:tcW w:w="264" w:type="dxa"/>
+            <w:tcW w:w="263" w:type="dxa"/>
             <w:tcBorders/>
             <w:shd w:color="auto" w:fill="auto" w:val="clear"/>
             <w:vAlign w:val="bottom"/>
@@ -13615,7 +13323,7 @@
         </w:tc>
         <w:tc>
           <w:tcPr>
-            <w:tcW w:w="680" w:type="dxa"/>
+            <w:tcW w:w="681" w:type="dxa"/>
             <w:tcBorders/>
             <w:shd w:color="auto" w:fill="auto" w:val="clear"/>
             <w:vAlign w:val="bottom"/>
@@ -13712,7 +13420,7 @@
         </w:tc>
         <w:tc>
           <w:tcPr>
-            <w:tcW w:w="1179" w:type="dxa"/>
+            <w:tcW w:w="1178" w:type="dxa"/>
             <w:tcBorders/>
             <w:shd w:color="auto" w:fill="auto" w:val="clear"/>
             <w:vAlign w:val="bottom"/>
@@ -13778,7 +13486,72 @@
         </w:tc>
         <w:tc>
           <w:tcPr>
-            <w:tcW w:w="267" w:type="dxa"/>
+            <w:tcW w:w="268" w:type="dxa"/>
+            <w:tcBorders/>
+            <w:shd w:color="auto" w:fill="auto" w:val="clear"/>
+            <w:vAlign w:val="bottom"/>
+          </w:tcPr>
+          <w:p>
+            <w:pPr>
+              <w:pStyle w:val="Normal"/>
+              <w:widowControl w:val="false"/>
+              <w:spacing w:lineRule="auto" w:line="480"/>
+              <w:jc w:val="center"/>
+              <w:rPr>
+                <w:rFonts w:ascii="Times New Roman" w:hAnsi="Times New Roman" w:eastAsia="Times New Roman" w:cs="Times New Roman"/>
+                <w:color w:val="auto"/>
+                <w:sz w:val="20"/>
+                <w:szCs w:val="20"/>
+                <w:lang w:val="en-US"/>
+              </w:rPr>
+            </w:pPr>
+            <w:r>
+              <w:rPr>
+                <w:rFonts w:eastAsia="Times New Roman" w:cs="Times New Roman" w:ascii="Times New Roman" w:hAnsi="Times New Roman"/>
+                <w:color w:val="auto"/>
+                <w:sz w:val="20"/>
+                <w:szCs w:val="20"/>
+                <w:lang w:val="en-US"/>
+              </w:rPr>
+            </w:r>
+          </w:p>
+        </w:tc>
+        <w:tc>
+          <w:tcPr>
+            <w:tcW w:w="676" w:type="dxa"/>
+            <w:tcBorders/>
+            <w:shd w:color="auto" w:fill="auto" w:val="clear"/>
+            <w:vAlign w:val="bottom"/>
+          </w:tcPr>
+          <w:p>
+            <w:pPr>
+              <w:pStyle w:val="Normal"/>
+              <w:widowControl w:val="false"/>
+              <w:spacing w:lineRule="auto" w:line="480"/>
+              <w:jc w:val="center"/>
+              <w:rPr>
+                <w:rFonts w:ascii="Times New Roman" w:hAnsi="Times New Roman" w:eastAsia="Times New Roman" w:cs="Times New Roman"/>
+                <w:color w:val="auto"/>
+                <w:sz w:val="20"/>
+                <w:szCs w:val="20"/>
+                <w:lang w:val="en-US"/>
+              </w:rPr>
+            </w:pPr>
+            <w:r>
+              <w:rPr>
+                <w:rFonts w:eastAsia="Times New Roman" w:cs="Times New Roman" w:ascii="Times New Roman" w:hAnsi="Times New Roman"/>
+                <w:color w:val="auto"/>
+                <w:sz w:val="20"/>
+                <w:szCs w:val="20"/>
+                <w:lang w:val="en-US"/>
+              </w:rPr>
+              <w:t>2.5</w:t>
+            </w:r>
+          </w:p>
+        </w:tc>
+        <w:tc>
+          <w:tcPr>
+            <w:tcW w:w="405" w:type="dxa"/>
             <w:tcBorders/>
             <w:shd w:color="auto" w:fill="auto" w:val="clear"/>
             <w:vAlign w:val="bottom"/>
@@ -13837,71 +13610,6 @@
                 <w:szCs w:val="20"/>
                 <w:lang w:val="en-US"/>
               </w:rPr>
-              <w:t>2.5</w:t>
-            </w:r>
-          </w:p>
-        </w:tc>
-        <w:tc>
-          <w:tcPr>
-            <w:tcW w:w="404" w:type="dxa"/>
-            <w:tcBorders/>
-            <w:shd w:color="auto" w:fill="auto" w:val="clear"/>
-            <w:vAlign w:val="bottom"/>
-          </w:tcPr>
-          <w:p>
-            <w:pPr>
-              <w:pStyle w:val="Normal"/>
-              <w:widowControl w:val="false"/>
-              <w:spacing w:lineRule="auto" w:line="480"/>
-              <w:jc w:val="center"/>
-              <w:rPr>
-                <w:rFonts w:ascii="Times New Roman" w:hAnsi="Times New Roman" w:eastAsia="Times New Roman" w:cs="Times New Roman"/>
-                <w:color w:val="auto"/>
-                <w:sz w:val="20"/>
-                <w:szCs w:val="20"/>
-                <w:lang w:val="en-US"/>
-              </w:rPr>
-            </w:pPr>
-            <w:r>
-              <w:rPr>
-                <w:rFonts w:eastAsia="Times New Roman" w:cs="Times New Roman" w:ascii="Times New Roman" w:hAnsi="Times New Roman"/>
-                <w:color w:val="auto"/>
-                <w:sz w:val="20"/>
-                <w:szCs w:val="20"/>
-                <w:lang w:val="en-US"/>
-              </w:rPr>
-            </w:r>
-          </w:p>
-        </w:tc>
-        <w:tc>
-          <w:tcPr>
-            <w:tcW w:w="677" w:type="dxa"/>
-            <w:tcBorders/>
-            <w:shd w:color="auto" w:fill="auto" w:val="clear"/>
-            <w:vAlign w:val="bottom"/>
-          </w:tcPr>
-          <w:p>
-            <w:pPr>
-              <w:pStyle w:val="Normal"/>
-              <w:widowControl w:val="false"/>
-              <w:spacing w:lineRule="auto" w:line="480"/>
-              <w:jc w:val="center"/>
-              <w:rPr>
-                <w:rFonts w:ascii="Times New Roman" w:hAnsi="Times New Roman" w:eastAsia="Times New Roman" w:cs="Times New Roman"/>
-                <w:color w:val="auto"/>
-                <w:sz w:val="20"/>
-                <w:szCs w:val="20"/>
-                <w:lang w:val="en-US"/>
-              </w:rPr>
-            </w:pPr>
-            <w:r>
-              <w:rPr>
-                <w:rFonts w:eastAsia="Times New Roman" w:cs="Times New Roman" w:ascii="Times New Roman" w:hAnsi="Times New Roman"/>
-                <w:color w:val="auto"/>
-                <w:sz w:val="20"/>
-                <w:szCs w:val="20"/>
-                <w:lang w:val="en-US"/>
-              </w:rPr>
               <w:t>1.3</w:t>
             </w:r>
           </w:p>
@@ -14168,7 +13876,7 @@
         </w:tc>
         <w:tc>
           <w:tcPr>
-            <w:tcW w:w="264" w:type="dxa"/>
+            <w:tcW w:w="263" w:type="dxa"/>
             <w:tcBorders/>
             <w:shd w:color="auto" w:fill="auto" w:val="clear"/>
             <w:vAlign w:val="bottom"/>
@@ -14200,7 +13908,7 @@
         </w:tc>
         <w:tc>
           <w:tcPr>
-            <w:tcW w:w="680" w:type="dxa"/>
+            <w:tcW w:w="681" w:type="dxa"/>
             <w:tcBorders/>
             <w:shd w:color="auto" w:fill="auto" w:val="clear"/>
             <w:vAlign w:val="bottom"/>
@@ -14271,7 +13979,7 @@
         </w:tc>
         <w:tc>
           <w:tcPr>
-            <w:tcW w:w="1179" w:type="dxa"/>
+            <w:tcW w:w="1178" w:type="dxa"/>
             <w:tcBorders>
               <w:bottom w:val="single" w:sz="8" w:space="0" w:color="000000"/>
             </w:tcBorders>
@@ -14346,7 +14054,76 @@
         </w:tc>
         <w:tc>
           <w:tcPr>
-            <w:tcW w:w="267" w:type="dxa"/>
+            <w:tcW w:w="268" w:type="dxa"/>
+            <w:tcBorders>
+              <w:bottom w:val="single" w:sz="8" w:space="0" w:color="000000"/>
+            </w:tcBorders>
+            <w:shd w:color="auto" w:fill="auto" w:val="clear"/>
+            <w:vAlign w:val="bottom"/>
+          </w:tcPr>
+          <w:p>
+            <w:pPr>
+              <w:pStyle w:val="Normal"/>
+              <w:widowControl w:val="false"/>
+              <w:spacing w:lineRule="auto" w:line="480"/>
+              <w:jc w:val="center"/>
+              <w:rPr>
+                <w:rFonts w:ascii="Calibri" w:hAnsi="Calibri" w:eastAsia="Times New Roman" w:cs="Times New Roman"/>
+                <w:color w:val="auto"/>
+                <w:sz w:val="20"/>
+                <w:szCs w:val="20"/>
+                <w:lang w:val="en-US"/>
+              </w:rPr>
+            </w:pPr>
+            <w:r>
+              <w:rPr>
+                <w:rFonts w:eastAsia="Times New Roman" w:cs="Times New Roman" w:ascii="Calibri" w:hAnsi="Calibri"/>
+                <w:color w:val="auto"/>
+                <w:sz w:val="20"/>
+                <w:szCs w:val="20"/>
+                <w:lang w:val="en-US"/>
+              </w:rPr>
+            </w:r>
+          </w:p>
+        </w:tc>
+        <w:tc>
+          <w:tcPr>
+            <w:tcW w:w="676" w:type="dxa"/>
+            <w:tcBorders>
+              <w:bottom w:val="single" w:sz="8" w:space="0" w:color="000000"/>
+            </w:tcBorders>
+            <w:shd w:color="auto" w:fill="auto" w:val="clear"/>
+            <w:vAlign w:val="bottom"/>
+          </w:tcPr>
+          <w:p>
+            <w:pPr>
+              <w:pStyle w:val="Normal"/>
+              <w:widowControl w:val="false"/>
+              <w:spacing w:lineRule="auto" w:line="480"/>
+              <w:jc w:val="center"/>
+              <w:rPr>
+                <w:rFonts w:ascii="Calibri" w:hAnsi="Calibri" w:eastAsia="Times New Roman" w:cs="Times New Roman"/>
+                <w:color w:val="auto"/>
+                <w:sz w:val="20"/>
+                <w:szCs w:val="20"/>
+                <w:lang w:val="en-US"/>
+              </w:rPr>
+            </w:pPr>
+            <w:r>
+              <w:rPr>
+                <w:rFonts w:eastAsia="Times New Roman" w:cs="Times New Roman" w:ascii="Calibri" w:hAnsi="Calibri"/>
+                <w:color w:val="auto"/>
+                <w:sz w:val="20"/>
+                <w:szCs w:val="20"/>
+                <w:lang w:val="en-US"/>
+              </w:rPr>
+              <w:t>70.3</w:t>
+            </w:r>
+          </w:p>
+        </w:tc>
+        <w:tc>
+          <w:tcPr>
+            <w:tcW w:w="405" w:type="dxa"/>
             <w:tcBorders>
               <w:bottom w:val="single" w:sz="8" w:space="0" w:color="000000"/>
             </w:tcBorders>
@@ -14409,75 +14186,6 @@
                 <w:szCs w:val="20"/>
                 <w:lang w:val="en-US"/>
               </w:rPr>
-              <w:t>70.3</w:t>
-            </w:r>
-          </w:p>
-        </w:tc>
-        <w:tc>
-          <w:tcPr>
-            <w:tcW w:w="404" w:type="dxa"/>
-            <w:tcBorders>
-              <w:bottom w:val="single" w:sz="8" w:space="0" w:color="000000"/>
-            </w:tcBorders>
-            <w:shd w:color="auto" w:fill="auto" w:val="clear"/>
-            <w:vAlign w:val="bottom"/>
-          </w:tcPr>
-          <w:p>
-            <w:pPr>
-              <w:pStyle w:val="Normal"/>
-              <w:widowControl w:val="false"/>
-              <w:spacing w:lineRule="auto" w:line="480"/>
-              <w:jc w:val="center"/>
-              <w:rPr>
-                <w:rFonts w:ascii="Calibri" w:hAnsi="Calibri" w:eastAsia="Times New Roman" w:cs="Times New Roman"/>
-                <w:color w:val="auto"/>
-                <w:sz w:val="20"/>
-                <w:szCs w:val="20"/>
-                <w:lang w:val="en-US"/>
-              </w:rPr>
-            </w:pPr>
-            <w:r>
-              <w:rPr>
-                <w:rFonts w:eastAsia="Times New Roman" w:cs="Times New Roman" w:ascii="Calibri" w:hAnsi="Calibri"/>
-                <w:color w:val="auto"/>
-                <w:sz w:val="20"/>
-                <w:szCs w:val="20"/>
-                <w:lang w:val="en-US"/>
-              </w:rPr>
-            </w:r>
-          </w:p>
-        </w:tc>
-        <w:tc>
-          <w:tcPr>
-            <w:tcW w:w="677" w:type="dxa"/>
-            <w:tcBorders>
-              <w:bottom w:val="single" w:sz="8" w:space="0" w:color="000000"/>
-            </w:tcBorders>
-            <w:shd w:color="auto" w:fill="auto" w:val="clear"/>
-            <w:vAlign w:val="bottom"/>
-          </w:tcPr>
-          <w:p>
-            <w:pPr>
-              <w:pStyle w:val="Normal"/>
-              <w:widowControl w:val="false"/>
-              <w:spacing w:lineRule="auto" w:line="480"/>
-              <w:jc w:val="center"/>
-              <w:rPr>
-                <w:rFonts w:ascii="Calibri" w:hAnsi="Calibri" w:eastAsia="Times New Roman" w:cs="Times New Roman"/>
-                <w:color w:val="auto"/>
-                <w:sz w:val="20"/>
-                <w:szCs w:val="20"/>
-                <w:lang w:val="en-US"/>
-              </w:rPr>
-            </w:pPr>
-            <w:r>
-              <w:rPr>
-                <w:rFonts w:eastAsia="Times New Roman" w:cs="Times New Roman" w:ascii="Calibri" w:hAnsi="Calibri"/>
-                <w:color w:val="auto"/>
-                <w:sz w:val="20"/>
-                <w:szCs w:val="20"/>
-                <w:lang w:val="en-US"/>
-              </w:rPr>
               <w:t>33.2</w:t>
             </w:r>
           </w:p>
@@ -14760,7 +14468,7 @@
         </w:tc>
         <w:tc>
           <w:tcPr>
-            <w:tcW w:w="264" w:type="dxa"/>
+            <w:tcW w:w="263" w:type="dxa"/>
             <w:tcBorders>
               <w:bottom w:val="single" w:sz="8" w:space="0" w:color="000000"/>
             </w:tcBorders>
@@ -14794,7 +14502,7 @@
         </w:tc>
         <w:tc>
           <w:tcPr>
-            <w:tcW w:w="680" w:type="dxa"/>
+            <w:tcW w:w="681" w:type="dxa"/>
             <w:tcBorders>
               <w:bottom w:val="single" w:sz="8" w:space="0" w:color="000000"/>
             </w:tcBorders>
@@ -14865,7 +14573,7 @@
         </w:tc>
         <w:tc>
           <w:tcPr>
-            <w:tcW w:w="1179" w:type="dxa"/>
+            <w:tcW w:w="1178" w:type="dxa"/>
             <w:tcBorders/>
             <w:shd w:color="auto" w:fill="auto" w:val="clear"/>
             <w:vAlign w:val="bottom"/>
@@ -14929,7 +14637,71 @@
         </w:tc>
         <w:tc>
           <w:tcPr>
-            <w:tcW w:w="267" w:type="dxa"/>
+            <w:tcW w:w="268" w:type="dxa"/>
+            <w:tcBorders/>
+            <w:shd w:color="auto" w:fill="auto" w:val="clear"/>
+            <w:vAlign w:val="bottom"/>
+          </w:tcPr>
+          <w:p>
+            <w:pPr>
+              <w:pStyle w:val="Normal"/>
+              <w:widowControl w:val="false"/>
+              <w:spacing w:lineRule="auto" w:line="480"/>
+              <w:jc w:val="center"/>
+              <w:rPr>
+                <w:rFonts w:ascii="Times New Roman" w:hAnsi="Times New Roman" w:eastAsia="Times New Roman" w:cs="Times New Roman"/>
+                <w:color w:val="auto"/>
+                <w:sz w:val="20"/>
+                <w:szCs w:val="20"/>
+                <w:lang w:val="en-US"/>
+              </w:rPr>
+            </w:pPr>
+            <w:r>
+              <w:rPr>
+                <w:rFonts w:eastAsia="Times New Roman" w:cs="Times New Roman" w:ascii="Times New Roman" w:hAnsi="Times New Roman"/>
+                <w:color w:val="auto"/>
+                <w:sz w:val="20"/>
+                <w:szCs w:val="20"/>
+                <w:lang w:val="en-US"/>
+              </w:rPr>
+            </w:r>
+          </w:p>
+        </w:tc>
+        <w:tc>
+          <w:tcPr>
+            <w:tcW w:w="676" w:type="dxa"/>
+            <w:tcBorders/>
+            <w:shd w:color="auto" w:fill="auto" w:val="clear"/>
+            <w:vAlign w:val="bottom"/>
+          </w:tcPr>
+          <w:p>
+            <w:pPr>
+              <w:pStyle w:val="Normal"/>
+              <w:widowControl w:val="false"/>
+              <w:spacing w:lineRule="auto" w:line="480"/>
+              <w:jc w:val="center"/>
+              <w:rPr>
+                <w:rFonts w:ascii="Times New Roman" w:hAnsi="Times New Roman" w:eastAsia="Times New Roman" w:cs="Times New Roman"/>
+                <w:color w:val="auto"/>
+                <w:sz w:val="20"/>
+                <w:szCs w:val="20"/>
+                <w:lang w:val="en-US"/>
+              </w:rPr>
+            </w:pPr>
+            <w:r>
+              <w:rPr>
+                <w:rFonts w:eastAsia="Times New Roman" w:cs="Times New Roman" w:ascii="Times New Roman" w:hAnsi="Times New Roman"/>
+                <w:color w:val="auto"/>
+                <w:sz w:val="20"/>
+                <w:szCs w:val="20"/>
+                <w:lang w:val="en-US"/>
+              </w:rPr>
+            </w:r>
+          </w:p>
+        </w:tc>
+        <w:tc>
+          <w:tcPr>
+            <w:tcW w:w="405" w:type="dxa"/>
             <w:tcBorders/>
             <w:shd w:color="auto" w:fill="auto" w:val="clear"/>
             <w:vAlign w:val="bottom"/>
@@ -14993,70 +14765,6 @@
         </w:tc>
         <w:tc>
           <w:tcPr>
-            <w:tcW w:w="404" w:type="dxa"/>
-            <w:tcBorders/>
-            <w:shd w:color="auto" w:fill="auto" w:val="clear"/>
-            <w:vAlign w:val="bottom"/>
-          </w:tcPr>
-          <w:p>
-            <w:pPr>
-              <w:pStyle w:val="Normal"/>
-              <w:widowControl w:val="false"/>
-              <w:spacing w:lineRule="auto" w:line="480"/>
-              <w:jc w:val="center"/>
-              <w:rPr>
-                <w:rFonts w:ascii="Times New Roman" w:hAnsi="Times New Roman" w:eastAsia="Times New Roman" w:cs="Times New Roman"/>
-                <w:color w:val="auto"/>
-                <w:sz w:val="20"/>
-                <w:szCs w:val="20"/>
-                <w:lang w:val="en-US"/>
-              </w:rPr>
-            </w:pPr>
-            <w:r>
-              <w:rPr>
-                <w:rFonts w:eastAsia="Times New Roman" w:cs="Times New Roman" w:ascii="Times New Roman" w:hAnsi="Times New Roman"/>
-                <w:color w:val="auto"/>
-                <w:sz w:val="20"/>
-                <w:szCs w:val="20"/>
-                <w:lang w:val="en-US"/>
-              </w:rPr>
-            </w:r>
-          </w:p>
-        </w:tc>
-        <w:tc>
-          <w:tcPr>
-            <w:tcW w:w="677" w:type="dxa"/>
-            <w:tcBorders/>
-            <w:shd w:color="auto" w:fill="auto" w:val="clear"/>
-            <w:vAlign w:val="bottom"/>
-          </w:tcPr>
-          <w:p>
-            <w:pPr>
-              <w:pStyle w:val="Normal"/>
-              <w:widowControl w:val="false"/>
-              <w:spacing w:lineRule="auto" w:line="480"/>
-              <w:jc w:val="center"/>
-              <w:rPr>
-                <w:rFonts w:ascii="Times New Roman" w:hAnsi="Times New Roman" w:eastAsia="Times New Roman" w:cs="Times New Roman"/>
-                <w:color w:val="auto"/>
-                <w:sz w:val="20"/>
-                <w:szCs w:val="20"/>
-                <w:lang w:val="en-US"/>
-              </w:rPr>
-            </w:pPr>
-            <w:r>
-              <w:rPr>
-                <w:rFonts w:eastAsia="Times New Roman" w:cs="Times New Roman" w:ascii="Times New Roman" w:hAnsi="Times New Roman"/>
-                <w:color w:val="auto"/>
-                <w:sz w:val="20"/>
-                <w:szCs w:val="20"/>
-                <w:lang w:val="en-US"/>
-              </w:rPr>
-            </w:r>
-          </w:p>
-        </w:tc>
-        <w:tc>
-          <w:tcPr>
             <w:tcW w:w="268" w:type="dxa"/>
             <w:tcBorders/>
             <w:shd w:color="auto" w:fill="auto" w:val="clear"/>
@@ -15313,7 +15021,7 @@
         </w:tc>
         <w:tc>
           <w:tcPr>
-            <w:tcW w:w="264" w:type="dxa"/>
+            <w:tcW w:w="263" w:type="dxa"/>
             <w:tcBorders/>
             <w:shd w:color="auto" w:fill="auto" w:val="clear"/>
             <w:vAlign w:val="bottom"/>
@@ -15345,7 +15053,7 @@
         </w:tc>
         <w:tc>
           <w:tcPr>
-            <w:tcW w:w="680" w:type="dxa"/>
+            <w:tcW w:w="681" w:type="dxa"/>
             <w:tcBorders/>
             <w:shd w:color="auto" w:fill="auto" w:val="clear"/>
             <w:vAlign w:val="bottom"/>
@@ -15439,7 +15147,7 @@
         </w:tc>
         <w:tc>
           <w:tcPr>
-            <w:tcW w:w="1179" w:type="dxa"/>
+            <w:tcW w:w="1178" w:type="dxa"/>
             <w:tcBorders/>
             <w:shd w:color="auto" w:fill="auto" w:val="clear"/>
             <w:vAlign w:val="bottom"/>
@@ -15510,7 +15218,72 @@
         </w:tc>
         <w:tc>
           <w:tcPr>
-            <w:tcW w:w="267" w:type="dxa"/>
+            <w:tcW w:w="268" w:type="dxa"/>
+            <w:tcBorders/>
+            <w:shd w:color="auto" w:fill="auto" w:val="clear"/>
+            <w:vAlign w:val="bottom"/>
+          </w:tcPr>
+          <w:p>
+            <w:pPr>
+              <w:pStyle w:val="Normal"/>
+              <w:widowControl w:val="false"/>
+              <w:spacing w:lineRule="auto" w:line="480"/>
+              <w:jc w:val="center"/>
+              <w:rPr>
+                <w:rFonts w:ascii="Times New Roman" w:hAnsi="Times New Roman" w:eastAsia="Times New Roman" w:cs="Times New Roman"/>
+                <w:color w:val="auto"/>
+                <w:sz w:val="20"/>
+                <w:szCs w:val="20"/>
+                <w:lang w:val="en-US"/>
+              </w:rPr>
+            </w:pPr>
+            <w:r>
+              <w:rPr>
+                <w:rFonts w:eastAsia="Times New Roman" w:cs="Times New Roman" w:ascii="Times New Roman" w:hAnsi="Times New Roman"/>
+                <w:color w:val="auto"/>
+                <w:sz w:val="20"/>
+                <w:szCs w:val="20"/>
+                <w:lang w:val="en-US"/>
+              </w:rPr>
+            </w:r>
+          </w:p>
+        </w:tc>
+        <w:tc>
+          <w:tcPr>
+            <w:tcW w:w="676" w:type="dxa"/>
+            <w:tcBorders/>
+            <w:shd w:color="auto" w:fill="auto" w:val="clear"/>
+            <w:vAlign w:val="bottom"/>
+          </w:tcPr>
+          <w:p>
+            <w:pPr>
+              <w:pStyle w:val="Normal"/>
+              <w:widowControl w:val="false"/>
+              <w:spacing w:lineRule="auto" w:line="480"/>
+              <w:jc w:val="center"/>
+              <w:rPr>
+                <w:rFonts w:ascii="Times New Roman" w:hAnsi="Times New Roman" w:eastAsia="Times New Roman" w:cs="Times New Roman"/>
+                <w:color w:val="auto"/>
+                <w:sz w:val="20"/>
+                <w:szCs w:val="20"/>
+                <w:lang w:val="en-US"/>
+              </w:rPr>
+            </w:pPr>
+            <w:r>
+              <w:rPr>
+                <w:rFonts w:eastAsia="Times New Roman" w:cs="Times New Roman" w:ascii="Times New Roman" w:hAnsi="Times New Roman"/>
+                <w:color w:val="auto"/>
+                <w:sz w:val="20"/>
+                <w:szCs w:val="20"/>
+                <w:lang w:val="en-US"/>
+              </w:rPr>
+              <w:t>79%</w:t>
+            </w:r>
+          </w:p>
+        </w:tc>
+        <w:tc>
+          <w:tcPr>
+            <w:tcW w:w="405" w:type="dxa"/>
             <w:tcBorders/>
             <w:shd w:color="auto" w:fill="auto" w:val="clear"/>
             <w:vAlign w:val="bottom"/>
@@ -15569,71 +15342,6 @@
                 <w:szCs w:val="20"/>
                 <w:lang w:val="en-US"/>
               </w:rPr>
-              <w:t>79%</w:t>
-            </w:r>
-          </w:p>
-        </w:tc>
-        <w:tc>
-          <w:tcPr>
-            <w:tcW w:w="404" w:type="dxa"/>
-            <w:tcBorders/>
-            <w:shd w:color="auto" w:fill="auto" w:val="clear"/>
-            <w:vAlign w:val="bottom"/>
-          </w:tcPr>
-          <w:p>
-            <w:pPr>
-              <w:pStyle w:val="Normal"/>
-              <w:widowControl w:val="false"/>
-              <w:spacing w:lineRule="auto" w:line="480"/>
-              <w:jc w:val="center"/>
-              <w:rPr>
-                <w:rFonts w:ascii="Times New Roman" w:hAnsi="Times New Roman" w:eastAsia="Times New Roman" w:cs="Times New Roman"/>
-                <w:color w:val="auto"/>
-                <w:sz w:val="20"/>
-                <w:szCs w:val="20"/>
-                <w:lang w:val="en-US"/>
-              </w:rPr>
-            </w:pPr>
-            <w:r>
-              <w:rPr>
-                <w:rFonts w:eastAsia="Times New Roman" w:cs="Times New Roman" w:ascii="Times New Roman" w:hAnsi="Times New Roman"/>
-                <w:color w:val="auto"/>
-                <w:sz w:val="20"/>
-                <w:szCs w:val="20"/>
-                <w:lang w:val="en-US"/>
-              </w:rPr>
-            </w:r>
-          </w:p>
-        </w:tc>
-        <w:tc>
-          <w:tcPr>
-            <w:tcW w:w="677" w:type="dxa"/>
-            <w:tcBorders/>
-            <w:shd w:color="auto" w:fill="auto" w:val="clear"/>
-            <w:vAlign w:val="bottom"/>
-          </w:tcPr>
-          <w:p>
-            <w:pPr>
-              <w:pStyle w:val="Normal"/>
-              <w:widowControl w:val="false"/>
-              <w:spacing w:lineRule="auto" w:line="480"/>
-              <w:jc w:val="center"/>
-              <w:rPr>
-                <w:rFonts w:ascii="Times New Roman" w:hAnsi="Times New Roman" w:eastAsia="Times New Roman" w:cs="Times New Roman"/>
-                <w:color w:val="auto"/>
-                <w:sz w:val="20"/>
-                <w:szCs w:val="20"/>
-                <w:lang w:val="en-US"/>
-              </w:rPr>
-            </w:pPr>
-            <w:r>
-              <w:rPr>
-                <w:rFonts w:eastAsia="Times New Roman" w:cs="Times New Roman" w:ascii="Times New Roman" w:hAnsi="Times New Roman"/>
-                <w:color w:val="auto"/>
-                <w:sz w:val="20"/>
-                <w:szCs w:val="20"/>
-                <w:lang w:val="en-US"/>
-              </w:rPr>
               <w:t>87%</w:t>
             </w:r>
           </w:p>
@@ -15900,7 +15608,7 @@
         </w:tc>
         <w:tc>
           <w:tcPr>
-            <w:tcW w:w="264" w:type="dxa"/>
+            <w:tcW w:w="263" w:type="dxa"/>
             <w:tcBorders/>
             <w:shd w:color="auto" w:fill="auto" w:val="clear"/>
             <w:vAlign w:val="bottom"/>
@@ -15932,7 +15640,7 @@
         </w:tc>
         <w:tc>
           <w:tcPr>
-            <w:tcW w:w="680" w:type="dxa"/>
+            <w:tcW w:w="681" w:type="dxa"/>
             <w:tcBorders/>
             <w:shd w:color="auto" w:fill="auto" w:val="clear"/>
             <w:vAlign w:val="bottom"/>
@@ -16011,7 +15719,7 @@
         </w:tc>
         <w:tc>
           <w:tcPr>
-            <w:tcW w:w="1179" w:type="dxa"/>
+            <w:tcW w:w="1178" w:type="dxa"/>
             <w:tcBorders>
               <w:bottom w:val="single" w:sz="8" w:space="0" w:color="000000"/>
             </w:tcBorders>
@@ -16084,7 +15792,75 @@
         </w:tc>
         <w:tc>
           <w:tcPr>
-            <w:tcW w:w="267" w:type="dxa"/>
+            <w:tcW w:w="268" w:type="dxa"/>
+            <w:tcBorders>
+              <w:bottom w:val="single" w:sz="8" w:space="0" w:color="000000"/>
+            </w:tcBorders>
+            <w:shd w:color="auto" w:fill="auto" w:val="clear"/>
+            <w:vAlign w:val="bottom"/>
+          </w:tcPr>
+          <w:p>
+            <w:pPr>
+              <w:pStyle w:val="Normal"/>
+              <w:widowControl w:val="false"/>
+              <w:spacing w:lineRule="auto" w:line="480"/>
+              <w:jc w:val="center"/>
+              <w:rPr>
+                <w:rFonts w:ascii="Calibri" w:hAnsi="Calibri" w:eastAsia="Times New Roman" w:cs="Times New Roman"/>
+                <w:color w:val="auto"/>
+                <w:sz w:val="20"/>
+                <w:szCs w:val="20"/>
+                <w:lang w:val="en-US"/>
+              </w:rPr>
+            </w:pPr>
+            <w:r>
+              <w:rPr>
+                <w:rFonts w:eastAsia="Times New Roman" w:cs="Times New Roman" w:ascii="Calibri" w:hAnsi="Calibri"/>
+                <w:color w:val="auto"/>
+                <w:sz w:val="20"/>
+                <w:szCs w:val="20"/>
+                <w:lang w:val="en-US"/>
+              </w:rPr>
+            </w:r>
+          </w:p>
+        </w:tc>
+        <w:tc>
+          <w:tcPr>
+            <w:tcW w:w="676" w:type="dxa"/>
+            <w:tcBorders>
+              <w:bottom w:val="single" w:sz="8" w:space="0" w:color="000000"/>
+            </w:tcBorders>
+            <w:shd w:color="auto" w:fill="auto" w:val="clear"/>
+            <w:vAlign w:val="bottom"/>
+          </w:tcPr>
+          <w:p>
+            <w:pPr>
+              <w:pStyle w:val="Normal"/>
+              <w:widowControl w:val="false"/>
+              <w:spacing w:lineRule="auto" w:line="480"/>
+              <w:jc w:val="center"/>
+              <w:rPr>
+                <w:rFonts w:ascii="Calibri" w:hAnsi="Calibri" w:eastAsia="Times New Roman" w:cs="Times New Roman"/>
+                <w:color w:val="auto"/>
+                <w:sz w:val="20"/>
+                <w:szCs w:val="20"/>
+                <w:lang w:val="en-US"/>
+              </w:rPr>
+            </w:pPr>
+            <w:r>
+              <w:rPr>
+                <w:rFonts w:eastAsia="Times New Roman" w:cs="Times New Roman" w:ascii="Calibri" w:hAnsi="Calibri"/>
+                <w:color w:val="auto"/>
+                <w:sz w:val="20"/>
+                <w:szCs w:val="20"/>
+                <w:lang w:val="en-US"/>
+              </w:rPr>
+            </w:r>
+          </w:p>
+        </w:tc>
+        <w:tc>
+          <w:tcPr>
+            <w:tcW w:w="405" w:type="dxa"/>
             <w:tcBorders>
               <w:bottom w:val="single" w:sz="8" w:space="0" w:color="000000"/>
             </w:tcBorders>
@@ -16152,74 +15928,6 @@
         </w:tc>
         <w:tc>
           <w:tcPr>
-            <w:tcW w:w="404" w:type="dxa"/>
-            <w:tcBorders>
-              <w:bottom w:val="single" w:sz="8" w:space="0" w:color="000000"/>
-            </w:tcBorders>
-            <w:shd w:color="auto" w:fill="auto" w:val="clear"/>
-            <w:vAlign w:val="bottom"/>
-          </w:tcPr>
-          <w:p>
-            <w:pPr>
-              <w:pStyle w:val="Normal"/>
-              <w:widowControl w:val="false"/>
-              <w:spacing w:lineRule="auto" w:line="480"/>
-              <w:jc w:val="center"/>
-              <w:rPr>
-                <w:rFonts w:ascii="Calibri" w:hAnsi="Calibri" w:eastAsia="Times New Roman" w:cs="Times New Roman"/>
-                <w:color w:val="auto"/>
-                <w:sz w:val="20"/>
-                <w:szCs w:val="20"/>
-                <w:lang w:val="en-US"/>
-              </w:rPr>
-            </w:pPr>
-            <w:r>
-              <w:rPr>
-                <w:rFonts w:eastAsia="Times New Roman" w:cs="Times New Roman" w:ascii="Calibri" w:hAnsi="Calibri"/>
-                <w:color w:val="auto"/>
-                <w:sz w:val="20"/>
-                <w:szCs w:val="20"/>
-                <w:lang w:val="en-US"/>
-              </w:rPr>
-            </w:r>
-          </w:p>
-        </w:tc>
-        <w:tc>
-          <w:tcPr>
-            <w:tcW w:w="677" w:type="dxa"/>
-            <w:tcBorders>
-              <w:bottom w:val="single" w:sz="8" w:space="0" w:color="000000"/>
-            </w:tcBorders>
-            <w:shd w:color="auto" w:fill="auto" w:val="clear"/>
-            <w:vAlign w:val="bottom"/>
-          </w:tcPr>
-          <w:p>
-            <w:pPr>
-              <w:pStyle w:val="Normal"/>
-              <w:widowControl w:val="false"/>
-              <w:spacing w:lineRule="auto" w:line="480"/>
-              <w:jc w:val="center"/>
-              <w:rPr>
-                <w:rFonts w:ascii="Calibri" w:hAnsi="Calibri" w:eastAsia="Times New Roman" w:cs="Times New Roman"/>
-                <w:color w:val="auto"/>
-                <w:sz w:val="20"/>
-                <w:szCs w:val="20"/>
-                <w:lang w:val="en-US"/>
-              </w:rPr>
-            </w:pPr>
-            <w:r>
-              <w:rPr>
-                <w:rFonts w:eastAsia="Times New Roman" w:cs="Times New Roman" w:ascii="Calibri" w:hAnsi="Calibri"/>
-                <w:color w:val="auto"/>
-                <w:sz w:val="20"/>
-                <w:szCs w:val="20"/>
-                <w:lang w:val="en-US"/>
-              </w:rPr>
-            </w:r>
-          </w:p>
-        </w:tc>
-        <w:tc>
-          <w:tcPr>
             <w:tcW w:w="268" w:type="dxa"/>
             <w:tcBorders>
               <w:bottom w:val="single" w:sz="8" w:space="0" w:color="000000"/>
@@ -16492,7 +16200,7 @@
         </w:tc>
         <w:tc>
           <w:tcPr>
-            <w:tcW w:w="264" w:type="dxa"/>
+            <w:tcW w:w="263" w:type="dxa"/>
             <w:tcBorders>
               <w:bottom w:val="single" w:sz="8" w:space="0" w:color="000000"/>
             </w:tcBorders>
@@ -16526,7 +16234,7 @@
         </w:tc>
         <w:tc>
           <w:tcPr>
-            <w:tcW w:w="680" w:type="dxa"/>
+            <w:tcW w:w="681" w:type="dxa"/>
             <w:tcBorders>
               <w:bottom w:val="single" w:sz="8" w:space="0" w:color="000000"/>
             </w:tcBorders>
@@ -17487,9 +17195,7 @@
         </w:rPr>
       </w:pPr>
       <w:r>
-        <w:rPr>
-          <w:color w:val="auto"/>
-        </w:rPr>
+        <w:rPr/>
         <w:drawing>
           <wp:inline distT="0" distB="0" distL="0" distR="0">
             <wp:extent cx="5487035" cy="5487035"/>
@@ -17724,8 +17430,8 @@
       <w:tblGrid>
         <w:gridCol w:w="1735"/>
         <w:gridCol w:w="1701"/>
-        <w:gridCol w:w="1702"/>
-        <w:gridCol w:w="1705"/>
+        <w:gridCol w:w="1701"/>
+        <w:gridCol w:w="1706"/>
         <w:gridCol w:w="2517"/>
       </w:tblGrid>
       <w:tr>
@@ -17800,7 +17506,7 @@
         </w:tc>
         <w:tc>
           <w:tcPr>
-            <w:tcW w:w="1702" w:type="dxa"/>
+            <w:tcW w:w="1701" w:type="dxa"/>
             <w:tcBorders>
               <w:top w:val="single" w:sz="8" w:space="0" w:color="000000"/>
               <w:left w:val="single" w:sz="8" w:space="0" w:color="000000"/>
@@ -17834,7 +17540,7 @@
         </w:tc>
         <w:tc>
           <w:tcPr>
-            <w:tcW w:w="1705" w:type="dxa"/>
+            <w:tcW w:w="1706" w:type="dxa"/>
             <w:tcBorders>
               <w:top w:val="single" w:sz="8" w:space="0" w:color="000000"/>
               <w:left w:val="single" w:sz="8" w:space="0" w:color="000000"/>
@@ -17969,7 +17675,7 @@
         </w:tc>
         <w:tc>
           <w:tcPr>
-            <w:tcW w:w="1702" w:type="dxa"/>
+            <w:tcW w:w="1701" w:type="dxa"/>
             <w:tcBorders>
               <w:top w:val="single" w:sz="8" w:space="0" w:color="000000"/>
               <w:left w:val="single" w:sz="8" w:space="0" w:color="000000"/>
@@ -18001,7 +17707,7 @@
         </w:tc>
         <w:tc>
           <w:tcPr>
-            <w:tcW w:w="1705" w:type="dxa"/>
+            <w:tcW w:w="1706" w:type="dxa"/>
             <w:tcBorders>
               <w:top w:val="single" w:sz="8" w:space="0" w:color="000000"/>
               <w:left w:val="single" w:sz="8" w:space="0" w:color="000000"/>
@@ -18132,7 +17838,7 @@
         </w:tc>
         <w:tc>
           <w:tcPr>
-            <w:tcW w:w="1702" w:type="dxa"/>
+            <w:tcW w:w="1701" w:type="dxa"/>
             <w:tcBorders>
               <w:top w:val="single" w:sz="8" w:space="0" w:color="000000"/>
               <w:left w:val="single" w:sz="8" w:space="0" w:color="000000"/>
@@ -18164,7 +17870,7 @@
         </w:tc>
         <w:tc>
           <w:tcPr>
-            <w:tcW w:w="1705" w:type="dxa"/>
+            <w:tcW w:w="1706" w:type="dxa"/>
             <w:tcBorders>
               <w:top w:val="single" w:sz="8" w:space="0" w:color="000000"/>
               <w:left w:val="single" w:sz="8" w:space="0" w:color="000000"/>
@@ -18295,7 +18001,7 @@
         </w:tc>
         <w:tc>
           <w:tcPr>
-            <w:tcW w:w="1702" w:type="dxa"/>
+            <w:tcW w:w="1701" w:type="dxa"/>
             <w:tcBorders>
               <w:top w:val="single" w:sz="8" w:space="0" w:color="000000"/>
               <w:left w:val="single" w:sz="8" w:space="0" w:color="000000"/>
@@ -18327,7 +18033,7 @@
         </w:tc>
         <w:tc>
           <w:tcPr>
-            <w:tcW w:w="1705" w:type="dxa"/>
+            <w:tcW w:w="1706" w:type="dxa"/>
             <w:tcBorders>
               <w:top w:val="single" w:sz="8" w:space="0" w:color="000000"/>
               <w:left w:val="single" w:sz="8" w:space="0" w:color="000000"/>
@@ -18458,7 +18164,7 @@
         </w:tc>
         <w:tc>
           <w:tcPr>
-            <w:tcW w:w="1702" w:type="dxa"/>
+            <w:tcW w:w="1701" w:type="dxa"/>
             <w:tcBorders>
               <w:top w:val="single" w:sz="8" w:space="0" w:color="000000"/>
               <w:left w:val="single" w:sz="8" w:space="0" w:color="000000"/>
@@ -18490,7 +18196,7 @@
         </w:tc>
         <w:tc>
           <w:tcPr>
-            <w:tcW w:w="1705" w:type="dxa"/>
+            <w:tcW w:w="1706" w:type="dxa"/>
             <w:tcBorders>
               <w:top w:val="single" w:sz="8" w:space="0" w:color="000000"/>
               <w:left w:val="single" w:sz="8" w:space="0" w:color="000000"/>
@@ -18658,9 +18364,7 @@
         </w:rPr>
       </w:pPr>
       <w:r>
-        <w:rPr>
-          <w:color w:val="auto"/>
-        </w:rPr>
+        <w:rPr/>
         <w:drawing>
           <wp:inline distT="0" distB="0" distL="0" distR="0">
             <wp:extent cx="4114800" cy="8229600"/>
@@ -19364,15 +19068,7 @@
           <w:sz w:val="24"/>
           <w:szCs w:val="24"/>
         </w:rPr>
-        <w:t xml:space="preserve"> Better understanding of management systems surrounding LRR can help to increase efficiency, while also helping to preserve biodiversity and forest ecosystems. </w:t>
-      </w:r>
-      <w:r>
-        <w:rPr>
-          <w:color w:val="auto"/>
-          <w:sz w:val="24"/>
-          <w:szCs w:val="24"/>
-        </w:rPr>
-        <w:t xml:space="preserve">Through this study, new insight was gained on LRR incidence with respect to thinning for drought and fire suppression. </w:t>
+        <w:t xml:space="preserve"> Better understanding of management systems surrounding LRR can help to increase efficiency, while also helping to preserve biodiversity and forest ecosystems. Through this study, new insight was gained on LRR incidence with respect to thinning for drought and fire suppression. </w:t>
       </w:r>
     </w:p>
     <w:p>
@@ -22418,9 +22114,7 @@
         </w:rPr>
       </w:pPr>
       <w:r>
-        <w:rPr>
-          <w:color w:val="auto"/>
-        </w:rPr>
+        <w:rPr/>
       </w:r>
     </w:p>
     <w:sectPr>
